--- a/tillsyn/A 3509-2026 tillsynsbegäran.docx
+++ b/tillsyn/A 3509-2026 tillsynsbegäran.docx
@@ -251,7 +251,7 @@
     <w:r>
       <w:tab/>
       <w:tab/>
-      <w:t>2026-01-21</w:t>
+      <w:t>2026-01-23</w:t>
       <w:br/>
       <w:br/>
     </w:r>

--- a/tillsyn/A 3509-2026 tillsynsbegäran.docx
+++ b/tillsyn/A 3509-2026 tillsynsbegäran.docx
@@ -251,7 +251,7 @@
     <w:r>
       <w:tab/>
       <w:tab/>
-      <w:t>2026-01-23</w:t>
+      <w:t>2026-01-24</w:t>
       <w:br/>
       <w:br/>
     </w:r>

--- a/tillsyn/A 3509-2026 tillsynsbegäran.docx
+++ b/tillsyn/A 3509-2026 tillsynsbegäran.docx
@@ -251,7 +251,7 @@
     <w:r>
       <w:tab/>
       <w:tab/>
-      <w:t>2026-01-24</w:t>
+      <w:t>2026-01-25</w:t>
       <w:br/>
       <w:br/>
     </w:r>

--- a/tillsyn/A 3509-2026 tillsynsbegäran.docx
+++ b/tillsyn/A 3509-2026 tillsynsbegäran.docx
@@ -251,7 +251,7 @@
     <w:r>
       <w:tab/>
       <w:tab/>
-      <w:t>2026-01-25</w:t>
+      <w:t>2026-01-26</w:t>
       <w:br/>
       <w:br/>
     </w:r>

--- a/tillsyn/A 3509-2026 tillsynsbegäran.docx
+++ b/tillsyn/A 3509-2026 tillsynsbegäran.docx
@@ -251,7 +251,7 @@
     <w:r>
       <w:tab/>
       <w:tab/>
-      <w:t>2026-01-26</w:t>
+      <w:t>2026-01-27</w:t>
       <w:br/>
       <w:br/>
     </w:r>

--- a/tillsyn/A 3509-2026 tillsynsbegäran.docx
+++ b/tillsyn/A 3509-2026 tillsynsbegäran.docx
@@ -251,7 +251,7 @@
     <w:r>
       <w:tab/>
       <w:tab/>
-      <w:t>2026-01-27</w:t>
+      <w:t>2026-01-28</w:t>
       <w:br/>
       <w:br/>
     </w:r>

--- a/tillsyn/A 3509-2026 tillsynsbegäran.docx
+++ b/tillsyn/A 3509-2026 tillsynsbegäran.docx
@@ -271,7 +271,7 @@
     <w:r>
       <w:tab/>
       <w:tab/>
-      <w:t>2026-03-01</w:t>
+      <w:t>2026-03-02</w:t>
       <w:br/>
       <w:br/>
     </w:r>

--- a/tillsyn/A 3509-2026 tillsynsbegäran.docx
+++ b/tillsyn/A 3509-2026 tillsynsbegäran.docx
@@ -271,7 +271,7 @@
     <w:r>
       <w:tab/>
       <w:tab/>
-      <w:t>2026-03-02</w:t>
+      <w:t>2026-03-03</w:t>
       <w:br/>
       <w:br/>
     </w:r>

--- a/tillsyn/A 3509-2026 tillsynsbegäran.docx
+++ b/tillsyn/A 3509-2026 tillsynsbegäran.docx
@@ -271,7 +271,7 @@
     <w:r>
       <w:tab/>
       <w:tab/>
-      <w:t>2026-03-03</w:t>
+      <w:t>2026-03-04</w:t>
       <w:br/>
       <w:br/>
     </w:r>

--- a/tillsyn/A 3509-2026 tillsynsbegäran.docx
+++ b/tillsyn/A 3509-2026 tillsynsbegäran.docx
@@ -271,7 +271,7 @@
     <w:r>
       <w:tab/>
       <w:tab/>
-      <w:t>2026-03-04</w:t>
+      <w:t>2026-03-05</w:t>
       <w:br/>
       <w:br/>
     </w:r>

--- a/tillsyn/A 3509-2026 tillsynsbegäran.docx
+++ b/tillsyn/A 3509-2026 tillsynsbegäran.docx
@@ -271,7 +271,7 @@
     <w:r>
       <w:tab/>
       <w:tab/>
-      <w:t>2026-03-05</w:t>
+      <w:t>2026-03-06</w:t>
       <w:br/>
       <w:br/>
     </w:r>

--- a/tillsyn/A 3509-2026 tillsynsbegäran.docx
+++ b/tillsyn/A 3509-2026 tillsynsbegäran.docx
@@ -271,7 +271,7 @@
     <w:r>
       <w:tab/>
       <w:tab/>
-      <w:t>2026-03-06</w:t>
+      <w:t>2026-03-07</w:t>
       <w:br/>
       <w:br/>
     </w:r>

--- a/tillsyn/A 3509-2026 tillsynsbegäran.docx
+++ b/tillsyn/A 3509-2026 tillsynsbegäran.docx
@@ -271,7 +271,7 @@
     <w:r>
       <w:tab/>
       <w:tab/>
-      <w:t>2026-03-07</w:t>
+      <w:t>2026-03-08</w:t>
       <w:br/>
       <w:br/>
     </w:r>

--- a/tillsyn/A 3509-2026 tillsynsbegäran.docx
+++ b/tillsyn/A 3509-2026 tillsynsbegäran.docx
@@ -271,7 +271,7 @@
     <w:r>
       <w:tab/>
       <w:tab/>
-      <w:t>2026-03-08</w:t>
+      <w:t>2026-03-09</w:t>
       <w:br/>
       <w:br/>
     </w:r>

--- a/tillsyn/A 3509-2026 tillsynsbegäran.docx
+++ b/tillsyn/A 3509-2026 tillsynsbegäran.docx
@@ -271,7 +271,7 @@
     <w:r>
       <w:tab/>
       <w:tab/>
-      <w:t>2026-03-09</w:t>
+      <w:t>2026-03-10</w:t>
       <w:br/>
       <w:br/>
     </w:r>

--- a/tillsyn/A 3509-2026 tillsynsbegäran.docx
+++ b/tillsyn/A 3509-2026 tillsynsbegäran.docx
@@ -271,7 +271,7 @@
     <w:r>
       <w:tab/>
       <w:tab/>
-      <w:t>2026-03-10</w:t>
+      <w:t>2026-03-11</w:t>
       <w:br/>
       <w:br/>
     </w:r>

--- a/tillsyn/A 3509-2026 tillsynsbegäran.docx
+++ b/tillsyn/A 3509-2026 tillsynsbegäran.docx
@@ -271,7 +271,7 @@
     <w:r>
       <w:tab/>
       <w:tab/>
-      <w:t>2026-03-11</w:t>
+      <w:t>2026-03-12</w:t>
       <w:br/>
       <w:br/>
     </w:r>

--- a/tillsyn/A 3509-2026 tillsynsbegäran.docx
+++ b/tillsyn/A 3509-2026 tillsynsbegäran.docx
@@ -271,7 +271,7 @@
     <w:r>
       <w:tab/>
       <w:tab/>
-      <w:t>2026-03-12</w:t>
+      <w:t>2026-03-13</w:t>
       <w:br/>
       <w:br/>
     </w:r>

--- a/tillsyn/A 3509-2026 tillsynsbegäran.docx
+++ b/tillsyn/A 3509-2026 tillsynsbegäran.docx
@@ -271,7 +271,7 @@
     <w:r>
       <w:tab/>
       <w:tab/>
-      <w:t>2026-03-13</w:t>
+      <w:t>2026-03-16</w:t>
       <w:br/>
       <w:br/>
     </w:r>

--- a/tillsyn/A 3509-2026 tillsynsbegäran.docx
+++ b/tillsyn/A 3509-2026 tillsynsbegäran.docx
@@ -271,7 +271,7 @@
     <w:r>
       <w:tab/>
       <w:tab/>
-      <w:t>2026-03-16</w:t>
+      <w:t>2026-03-17</w:t>
       <w:br/>
       <w:br/>
     </w:r>

--- a/tillsyn/A 3509-2026 tillsynsbegäran.docx
+++ b/tillsyn/A 3509-2026 tillsynsbegäran.docx
@@ -271,7 +271,7 @@
     <w:r>
       <w:tab/>
       <w:tab/>
-      <w:t>2026-03-17</w:t>
+      <w:t>2026-03-18</w:t>
       <w:br/>
       <w:br/>
     </w:r>

--- a/tillsyn/A 3509-2026 tillsynsbegäran.docx
+++ b/tillsyn/A 3509-2026 tillsynsbegäran.docx
@@ -271,7 +271,7 @@
     <w:r>
       <w:tab/>
       <w:tab/>
-      <w:t>2026-03-18</w:t>
+      <w:t>2026-03-19</w:t>
       <w:br/>
       <w:br/>
     </w:r>

--- a/tillsyn/A 3509-2026 tillsynsbegäran.docx
+++ b/tillsyn/A 3509-2026 tillsynsbegäran.docx
@@ -271,7 +271,7 @@
     <w:r>
       <w:tab/>
       <w:tab/>
-      <w:t>2026-03-19</w:t>
+      <w:t>2026-03-20</w:t>
       <w:br/>
       <w:br/>
     </w:r>

--- a/tillsyn/A 3509-2026 tillsynsbegäran.docx
+++ b/tillsyn/A 3509-2026 tillsynsbegäran.docx
@@ -271,7 +271,7 @@
     <w:r>
       <w:tab/>
       <w:tab/>
-      <w:t>2026-03-20</w:t>
+      <w:t>2026-03-21</w:t>
       <w:br/>
       <w:br/>
     </w:r>

--- a/tillsyn/A 3509-2026 tillsynsbegäran.docx
+++ b/tillsyn/A 3509-2026 tillsynsbegäran.docx
@@ -271,7 +271,7 @@
     <w:r>
       <w:tab/>
       <w:tab/>
-      <w:t>2026-03-21</w:t>
+      <w:t>2026-03-22</w:t>
       <w:br/>
       <w:br/>
     </w:r>

--- a/tillsyn/A 3509-2026 tillsynsbegäran.docx
+++ b/tillsyn/A 3509-2026 tillsynsbegäran.docx
@@ -271,7 +271,7 @@
     <w:r>
       <w:tab/>
       <w:tab/>
-      <w:t>2026-03-22</w:t>
+      <w:t>2026-03-23</w:t>
       <w:br/>
       <w:br/>
     </w:r>

--- a/tillsyn/A 3509-2026 tillsynsbegäran.docx
+++ b/tillsyn/A 3509-2026 tillsynsbegäran.docx
@@ -271,7 +271,7 @@
     <w:r>
       <w:tab/>
       <w:tab/>
-      <w:t>2026-03-23</w:t>
+      <w:t>2026-03-24</w:t>
       <w:br/>
       <w:br/>
     </w:r>

--- a/tillsyn/A 3509-2026 tillsynsbegäran.docx
+++ b/tillsyn/A 3509-2026 tillsynsbegäran.docx
@@ -271,7 +271,7 @@
     <w:r>
       <w:tab/>
       <w:tab/>
-      <w:t>2026-03-24</w:t>
+      <w:t>2026-03-25</w:t>
       <w:br/>
       <w:br/>
     </w:r>

--- a/tillsyn/A 3509-2026 tillsynsbegäran.docx
+++ b/tillsyn/A 3509-2026 tillsynsbegäran.docx
@@ -35,7 +35,7 @@
     </w:p>
     <w:p>
       <w:r>
-        <w:t>I avverkningsanmälan har följande 3 naturvårdsarter hittats: knottrig blåslav (NT), mörk kolflarnlav (NT) och vedflamlav (NT). Av dessa är 3 rödlistade. För rödlistade arter har rödlistekategorin angivits inom parentes.</w:t>
+        <w:t>I avverkningsanmälan har följande 6 naturvårdsarter hittats: blanksvart spiklav (NT), blågrå svartspik (NT), knottrig blåslav (NT), mörk kolflarnlav (NT), vedflamlav (NT) och vedskivlav (NT). Av dessa är 6 rödlistade. För rödlistade arter har rödlistekategorin angivits inom parentes.</w:t>
       </w:r>
     </w:p>
     <w:p>
@@ -50,7 +50,7 @@
       <w:r>
         <w:drawing>
           <wp:inline xmlns:a="http://schemas.openxmlformats.org/drawingml/2006/main" xmlns:pic="http://schemas.openxmlformats.org/drawingml/2006/picture">
-            <wp:extent cx="5486400" cy="5225221"/>
+            <wp:extent cx="5486400" cy="5153159"/>
             <wp:docPr id="1" name="Picture 1"/>
             <wp:cNvGraphicFramePr>
               <a:graphicFrameLocks noChangeAspect="1"/>
@@ -71,7 +71,7 @@
                   <pic:spPr>
                     <a:xfrm>
                       <a:off x="0" y="0"/>
-                      <a:ext cx="5486400" cy="5225221"/>
+                      <a:ext cx="5486400" cy="5153159"/>
                     </a:xfrm>
                     <a:prstGeom prst="rect"/>
                   </pic:spPr>
@@ -88,6 +88,28 @@
       </w:pPr>
       <w:r>
         <w:t>Figur 1. Fyndplatser för naturvårdsarter i det avverkningsanmälda området (röd linje). Markörer utan svart kant är placerade på fyndplatsen. Markörer med svart kant är placerade vid sidan av fyndplatsen och har ett svart streck som visar fyndplatsens exakta position. Kartans mittpunktskoordinat är N 7397477, E 682353 i SWEREF 99 TM.</w:t>
+      </w:r>
+    </w:p>
+    <w:p>
+      <w:r>
+        <w:rPr>
+          <w:b/>
+        </w:rPr>
+        <w:t>Blanksvart spiklav (NT)</w:t>
+      </w:r>
+      <w:r>
+        <w:t xml:space="preserve"> förekommer på torr, hård, gammal kärnved men även på äldre ytved av tall i naturskogsartade bestånd med begränsad brandpåverkan och ostörd hydrologi. Skogsbruksåtgärder på eller i närheten av lokaler med blanksvart spiklav utgör ett hot. Naturskogsartade öppna tall- och barrblandskogar med blanksvart spiklav indikerar höga biologiska värden och bör bevaras (SLU Artdatabanken, 2024).</w:t>
+      </w:r>
+    </w:p>
+    <w:p>
+      <w:r>
+        <w:rPr>
+          <w:b/>
+        </w:rPr>
+        <w:t>Blågrå svartspik (NT)</w:t>
+      </w:r>
+      <w:r>
+        <w:t xml:space="preserve"> växer på torr, hård ved av gamla, solbelysta torrakor, högstubbar av tall och grova döda grenar på levande tallar i öppna bestånd av naturskogskaraktär. Nästan alltid rör det sig om tjärrika torrträd och högstubbar (töreved, keloträd) som kan vara en bra bit över hundra år, i vissa fall sannolikt hundratals år gamla. Skogsbruk är idag det allvarligaste hotet. Ett långsiktigt hot är att nybildningen av gamla torrakor och högstubbar är en långsam process vilken ofta är beroende av skogsbrand. Nytt substrat bildas numera sannolikt nästan inte alls då antalet naturliga skogsbränder har minskat drastiskt på grund av effektivare brandbekämpning. Döda träd som lämnas efter avverkning är inte lämpliga för arten, eftersom dessa träd inte varit utsatta för skogsbrand och bildat tjärrik ved. Skogsbruksåtgärder på eller i närheten av växtplatserna bör undvikas. Naturskogsartade skogar med förekomst av arten indikerar höga biologiska värden och bör bevaras. Blågrå svartspik har en mycket begränsad utbredning utanför de nordiska länderna varför dessa länder har ett speciellt ansvar för arten (SLU Artdatabanken, 2024).</w:t>
       </w:r>
     </w:p>
     <w:p>
@@ -143,6 +165,26 @@
         <w:t xml:space="preserve"> växer på gammal hård och torr, exponerad kärnved av tall, främst på högstubbar i ljusöppna lägen, t.ex. vid och på myrar, sjökanter, i glesa hällmarkskogar och i brandpräglade tallnaturskogar. Substratet nyskapas i begränsad omfattning och arten är en utmärkt indikator på höga naturvärden i denna skogstyp. Tall- och barrblandskogar med naturskogskaraktär och spår av bränder har ofta höga biologiska värden och bör skyddas (SLU Artdatabanken, 2024).</w:t>
       </w:r>
     </w:p>
+    <w:p>
+      <w:r>
+        <w:rPr>
+          <w:b/>
+        </w:rPr>
+        <w:t>Vedskivlav (NT)</w:t>
+      </w:r>
+      <w:r>
+        <w:t xml:space="preserve"> växer på gammal, torr, exponerad, hård kärnved av framförallt tall i naturskogsartade bestånd. Avverkning av tallskog av naturskogskaraktär med spår av återkommande bränder är ett hot. Mängden lämplig ved att växa på för vedskivlav minskar, dels på grund av naturlig nedbrytning men framförallt på grund av att de förstörs i samband med slutavverkningar, gallringar och markberedning. Tall- och blandbarrskogar av naturskogskaraktär med spår av återkommande bränder bör skyddas. Vedskivlav är typisk art för </w:t>
+      </w:r>
+      <w:r>
+        <w:rPr>
+          <w:i/>
+        </w:rPr>
+        <w:t>9010 Taiga</w:t>
+      </w:r>
+      <w:r>
+        <w:t xml:space="preserve"> (SLU Artdatabanken, 2024).</w:t>
+      </w:r>
+    </w:p>
     <w:sectPr>
       <w:headerReference w:type="even" r:id="rId8"/>
       <w:headerReference w:type="default" r:id="rId9"/>
@@ -271,7 +313,7 @@
     <w:r>
       <w:tab/>
       <w:tab/>
-      <w:t>2026-03-25</w:t>
+      <w:t>2026-03-26</w:t>
       <w:br/>
       <w:br/>
     </w:r>

--- a/tillsyn/A 3509-2026 tillsynsbegäran.docx
+++ b/tillsyn/A 3509-2026 tillsynsbegäran.docx
@@ -313,7 +313,7 @@
     <w:r>
       <w:tab/>
       <w:tab/>
-      <w:t>2026-03-26</w:t>
+      <w:t>2026-03-27</w:t>
       <w:br/>
       <w:br/>
     </w:r>

--- a/tillsyn/A 3509-2026 tillsynsbegäran.docx
+++ b/tillsyn/A 3509-2026 tillsynsbegäran.docx
@@ -313,7 +313,7 @@
     <w:r>
       <w:tab/>
       <w:tab/>
-      <w:t>2026-03-27</w:t>
+      <w:t>2026-03-28</w:t>
       <w:br/>
       <w:br/>
     </w:r>

--- a/tillsyn/A 3509-2026 tillsynsbegäran.docx
+++ b/tillsyn/A 3509-2026 tillsynsbegäran.docx
@@ -313,7 +313,7 @@
     <w:r>
       <w:tab/>
       <w:tab/>
-      <w:t>2026-03-28</w:t>
+      <w:t>2026-03-29</w:t>
       <w:br/>
       <w:br/>
     </w:r>

--- a/tillsyn/A 3509-2026 tillsynsbegäran.docx
+++ b/tillsyn/A 3509-2026 tillsynsbegäran.docx
@@ -313,7 +313,7 @@
     <w:r>
       <w:tab/>
       <w:tab/>
-      <w:t>2026-03-29</w:t>
+      <w:t>2026-03-30</w:t>
       <w:br/>
       <w:br/>
     </w:r>

--- a/tillsyn/A 3509-2026 tillsynsbegäran.docx
+++ b/tillsyn/A 3509-2026 tillsynsbegäran.docx
@@ -313,7 +313,7 @@
     <w:r>
       <w:tab/>
       <w:tab/>
-      <w:t>2026-03-30</w:t>
+      <w:t>2026-03-31</w:t>
       <w:br/>
       <w:br/>
     </w:r>

--- a/tillsyn/A 3509-2026 tillsynsbegäran.docx
+++ b/tillsyn/A 3509-2026 tillsynsbegäran.docx
@@ -313,7 +313,7 @@
     <w:r>
       <w:tab/>
       <w:tab/>
-      <w:t>2026-03-31</w:t>
+      <w:t>2026-04-01</w:t>
       <w:br/>
       <w:br/>
     </w:r>

--- a/tillsyn/A 3509-2026 tillsynsbegäran.docx
+++ b/tillsyn/A 3509-2026 tillsynsbegäran.docx
@@ -313,7 +313,7 @@
     <w:r>
       <w:tab/>
       <w:tab/>
-      <w:t>2026-04-01</w:t>
+      <w:t>2026-04-02</w:t>
       <w:br/>
       <w:br/>
     </w:r>

--- a/tillsyn/A 3509-2026 tillsynsbegäran.docx
+++ b/tillsyn/A 3509-2026 tillsynsbegäran.docx
@@ -313,7 +313,7 @@
     <w:r>
       <w:tab/>
       <w:tab/>
-      <w:t>2026-04-02</w:t>
+      <w:t>2026-04-03</w:t>
       <w:br/>
       <w:br/>
     </w:r>

--- a/tillsyn/A 3509-2026 tillsynsbegäran.docx
+++ b/tillsyn/A 3509-2026 tillsynsbegäran.docx
@@ -313,7 +313,7 @@
     <w:r>
       <w:tab/>
       <w:tab/>
-      <w:t>2026-04-03</w:t>
+      <w:t>2026-04-04</w:t>
       <w:br/>
       <w:br/>
     </w:r>

--- a/tillsyn/A 3509-2026 tillsynsbegäran.docx
+++ b/tillsyn/A 3509-2026 tillsynsbegäran.docx
@@ -313,7 +313,7 @@
     <w:r>
       <w:tab/>
       <w:tab/>
-      <w:t>2026-04-04</w:t>
+      <w:t>2026-04-05</w:t>
       <w:br/>
       <w:br/>
     </w:r>

--- a/tillsyn/A 3509-2026 tillsynsbegäran.docx
+++ b/tillsyn/A 3509-2026 tillsynsbegäran.docx
@@ -322,7 +322,7 @@
     <w:r>
       <w:tab/>
       <w:tab/>
-      <w:t>2026-04-14</w:t>
+      <w:t>2026-04-15</w:t>
       <w:br/>
       <w:br/>
     </w:r>

--- a/tillsyn/A 3509-2026 tillsynsbegäran.docx
+++ b/tillsyn/A 3509-2026 tillsynsbegäran.docx
@@ -322,7 +322,7 @@
     <w:r>
       <w:tab/>
       <w:tab/>
-      <w:t>2026-04-15</w:t>
+      <w:t>2026-04-16</w:t>
       <w:br/>
       <w:br/>
     </w:r>

--- a/tillsyn/A 3509-2026 tillsynsbegäran.docx
+++ b/tillsyn/A 3509-2026 tillsynsbegäran.docx
@@ -322,7 +322,7 @@
     <w:r>
       <w:tab/>
       <w:tab/>
-      <w:t>2026-04-16</w:t>
+      <w:t>2026-04-17</w:t>
       <w:br/>
       <w:br/>
     </w:r>

--- a/tillsyn/A 3509-2026 tillsynsbegäran.docx
+++ b/tillsyn/A 3509-2026 tillsynsbegäran.docx
@@ -322,7 +322,7 @@
     <w:r>
       <w:tab/>
       <w:tab/>
-      <w:t>2026-04-17</w:t>
+      <w:t>2026-04-18</w:t>
       <w:br/>
       <w:br/>
     </w:r>

--- a/tillsyn/A 3509-2026 tillsynsbegäran.docx
+++ b/tillsyn/A 3509-2026 tillsynsbegäran.docx
@@ -322,7 +322,7 @@
     <w:r>
       <w:tab/>
       <w:tab/>
-      <w:t>2026-04-18</w:t>
+      <w:t>2026-04-19</w:t>
       <w:br/>
       <w:br/>
     </w:r>

--- a/tillsyn/A 3509-2026 tillsynsbegäran.docx
+++ b/tillsyn/A 3509-2026 tillsynsbegäran.docx
@@ -322,7 +322,7 @@
     <w:r>
       <w:tab/>
       <w:tab/>
-      <w:t>2026-04-19</w:t>
+      <w:t>2026-04-20</w:t>
       <w:br/>
       <w:br/>
     </w:r>

--- a/tillsyn/A 3509-2026 tillsynsbegäran.docx
+++ b/tillsyn/A 3509-2026 tillsynsbegäran.docx
@@ -322,7 +322,7 @@
     <w:r>
       <w:tab/>
       <w:tab/>
-      <w:t>2026-04-20</w:t>
+      <w:t>2026-04-21</w:t>
       <w:br/>
       <w:br/>
     </w:r>

--- a/tillsyn/A 3509-2026 tillsynsbegäran.docx
+++ b/tillsyn/A 3509-2026 tillsynsbegäran.docx
@@ -322,7 +322,7 @@
     <w:r>
       <w:tab/>
       <w:tab/>
-      <w:t>2026-04-21</w:t>
+      <w:t>2026-04-22</w:t>
       <w:br/>
       <w:br/>
     </w:r>

--- a/tillsyn/A 3509-2026 tillsynsbegäran.docx
+++ b/tillsyn/A 3509-2026 tillsynsbegäran.docx
@@ -322,7 +322,7 @@
     <w:r>
       <w:tab/>
       <w:tab/>
-      <w:t>2026-04-22</w:t>
+      <w:t>2026-04-23</w:t>
       <w:br/>
       <w:br/>
     </w:r>

--- a/tillsyn/A 3509-2026 tillsynsbegäran.docx
+++ b/tillsyn/A 3509-2026 tillsynsbegäran.docx
@@ -322,7 +322,7 @@
     <w:r>
       <w:tab/>
       <w:tab/>
-      <w:t>2026-04-23</w:t>
+      <w:t>2026-04-24</w:t>
       <w:br/>
       <w:br/>
     </w:r>

--- a/tillsyn/A 3509-2026 tillsynsbegäran.docx
+++ b/tillsyn/A 3509-2026 tillsynsbegäran.docx
@@ -322,7 +322,7 @@
     <w:r>
       <w:tab/>
       <w:tab/>
-      <w:t>2026-04-24</w:t>
+      <w:t>2026-04-25</w:t>
       <w:br/>
       <w:br/>
     </w:r>

--- a/tillsyn/A 3509-2026 tillsynsbegäran.docx
+++ b/tillsyn/A 3509-2026 tillsynsbegäran.docx
@@ -322,7 +322,7 @@
     <w:r>
       <w:tab/>
       <w:tab/>
-      <w:t>2026-04-25</w:t>
+      <w:t>2026-04-26</w:t>
       <w:br/>
       <w:br/>
     </w:r>

--- a/tillsyn/A 3509-2026 tillsynsbegäran.docx
+++ b/tillsyn/A 3509-2026 tillsynsbegäran.docx
@@ -322,7 +322,7 @@
     <w:r>
       <w:tab/>
       <w:tab/>
-      <w:t>2026-04-26</w:t>
+      <w:t>2026-04-27</w:t>
       <w:br/>
       <w:br/>
     </w:r>

--- a/tillsyn/A 3509-2026 tillsynsbegäran.docx
+++ b/tillsyn/A 3509-2026 tillsynsbegäran.docx
@@ -322,7 +322,7 @@
     <w:r>
       <w:tab/>
       <w:tab/>
-      <w:t>2026-04-27</w:t>
+      <w:t>2026-04-28</w:t>
       <w:br/>
       <w:br/>
     </w:r>

--- a/tillsyn/A 3509-2026 tillsynsbegäran.docx
+++ b/tillsyn/A 3509-2026 tillsynsbegäran.docx
@@ -322,7 +322,7 @@
     <w:r>
       <w:tab/>
       <w:tab/>
-      <w:t>2026-04-28</w:t>
+      <w:t>2026-04-29</w:t>
       <w:br/>
       <w:br/>
     </w:r>

--- a/tillsyn/A 3509-2026 tillsynsbegäran.docx
+++ b/tillsyn/A 3509-2026 tillsynsbegäran.docx
@@ -322,7 +322,7 @@
     <w:r>
       <w:tab/>
       <w:tab/>
-      <w:t>2026-04-29</w:t>
+      <w:t>2026-04-30</w:t>
       <w:br/>
       <w:br/>
     </w:r>

--- a/tillsyn/A 3509-2026 tillsynsbegäran.docx
+++ b/tillsyn/A 3509-2026 tillsynsbegäran.docx
@@ -322,7 +322,7 @@
     <w:r>
       <w:tab/>
       <w:tab/>
-      <w:t>2026-04-30</w:t>
+      <w:t>2026-05-01</w:t>
       <w:br/>
       <w:br/>
     </w:r>

--- a/tillsyn/A 3509-2026 tillsynsbegäran.docx
+++ b/tillsyn/A 3509-2026 tillsynsbegäran.docx
@@ -322,7 +322,7 @@
     <w:r>
       <w:tab/>
       <w:tab/>
-      <w:t>2026-05-01</w:t>
+      <w:t>2026-05-02</w:t>
       <w:br/>
       <w:br/>
     </w:r>

--- a/tillsyn/A 3509-2026 tillsynsbegäran.docx
+++ b/tillsyn/A 3509-2026 tillsynsbegäran.docx
@@ -322,7 +322,7 @@
     <w:r>
       <w:tab/>
       <w:tab/>
-      <w:t>2026-05-02</w:t>
+      <w:t>2026-05-03</w:t>
       <w:br/>
       <w:br/>
     </w:r>

--- a/tillsyn/A 3509-2026 tillsynsbegäran.docx
+++ b/tillsyn/A 3509-2026 tillsynsbegäran.docx
@@ -322,7 +322,7 @@
     <w:r>
       <w:tab/>
       <w:tab/>
-      <w:t>2026-05-03</w:t>
+      <w:t>2026-05-04</w:t>
       <w:br/>
       <w:br/>
     </w:r>

--- a/tillsyn/A 3509-2026 tillsynsbegäran.docx
+++ b/tillsyn/A 3509-2026 tillsynsbegäran.docx
@@ -322,7 +322,7 @@
     <w:r>
       <w:tab/>
       <w:tab/>
-      <w:t>2026-06-15</w:t>
+      <w:t>2026-06-16</w:t>
       <w:br/>
       <w:br/>
     </w:r>

--- a/tillsyn/A 3509-2026 tillsynsbegäran.docx
+++ b/tillsyn/A 3509-2026 tillsynsbegäran.docx
@@ -322,7 +322,7 @@
     <w:r>
       <w:tab/>
       <w:tab/>
-      <w:t>2026-06-16</w:t>
+      <w:t>2026-06-17</w:t>
       <w:br/>
       <w:br/>
     </w:r>

--- a/tillsyn/A 3509-2026 tillsynsbegäran.docx
+++ b/tillsyn/A 3509-2026 tillsynsbegäran.docx
@@ -1,46 +1,21 @@
 
 <file path=word/document.xml><?xml version="1.0" encoding="utf-8"?>
-<w:document xmlns:wpc="http://schemas.microsoft.com/office/word/2010/wordprocessingCanvas" xmlns:cx="http://schemas.microsoft.com/office/drawing/2014/chartex" xmlns:cx1="http://schemas.microsoft.com/office/drawing/2015/9/8/chartex" xmlns:cx2="http://schemas.microsoft.com/office/drawing/2015/10/21/chartex" xmlns:cx3="http://schemas.microsoft.com/office/drawing/2016/5/9/chartex" xmlns:cx4="http://schemas.microsoft.com/office/drawing/2016/5/10/chartex" xmlns:cx5="http://schemas.microsoft.com/office/drawing/2016/5/11/chartex" xmlns:cx6="http://schemas.microsoft.com/office/drawing/2016/5/12/chartex" xmlns:cx7="http://schemas.microsoft.com/office/drawing/2016/5/13/chartex" xmlns:cx8="http://schemas.microsoft.com/office/drawing/2016/5/14/chartex" xmlns:mc="http://schemas.openxmlformats.org/markup-compatibility/2006" xmlns:aink="http://schemas.microsoft.com/office/drawing/2016/ink" xmlns:am3d="http://schemas.microsoft.com/office/drawing/2017/model3d" xmlns:o="urn:schemas-microsoft-com:office:office" xmlns:oel="http://schemas.microsoft.com/office/2019/extlst" xmlns:r="http://schemas.openxmlformats.org/officeDocument/2006/relationships" xmlns:m="http://schemas.openxmlformats.org/officeDocument/2006/math" xmlns:v="urn:schemas-microsoft-com:vml" xmlns:wp14="http://schemas.microsoft.com/office/word/2010/wordprocessingDrawing" xmlns:wp="http://schemas.openxmlformats.org/drawingml/2006/wordprocessingDrawing" xmlns:w10="urn:schemas-microsoft-com:office:word" xmlns:w="http://schemas.openxmlformats.org/wordprocessingml/2006/main" xmlns:w14="http://schemas.microsoft.com/office/word/2010/wordml" xmlns:w15="http://schemas.microsoft.com/office/word/2012/wordml" xmlns:w16cex="http://schemas.microsoft.com/office/word/2018/wordml/cex" xmlns:w16cid="http://schemas.microsoft.com/office/word/2016/wordml/cid" xmlns:w16="http://schemas.microsoft.com/office/word/2018/wordml" xmlns:w16sdtdh="http://schemas.microsoft.com/office/word/2020/wordml/sdtdatahash" xmlns:w16se="http://schemas.microsoft.com/office/word/2015/wordml/symex" xmlns:wpg="http://schemas.microsoft.com/office/word/2010/wordprocessingGroup" xmlns:wpi="http://schemas.microsoft.com/office/word/2010/wordprocessingInk" xmlns:wne="http://schemas.microsoft.com/office/word/2006/wordml" xmlns:wps="http://schemas.microsoft.com/office/word/2010/wordprocessingShape" mc:Ignorable="w14 w15 w16se w16cid w16 w16cex w16sdtdh wp14">
+<w:document xmlns:wpc="http://schemas.microsoft.com/office/word/2010/wordprocessingCanvas" xmlns:cx="http://schemas.microsoft.com/office/drawing/2014/chartex" xmlns:cx1="http://schemas.microsoft.com/office/drawing/2015/9/8/chartex" xmlns:cx2="http://schemas.microsoft.com/office/drawing/2015/10/21/chartex" xmlns:cx3="http://schemas.microsoft.com/office/drawing/2016/5/9/chartex" xmlns:cx4="http://schemas.microsoft.com/office/drawing/2016/5/10/chartex" xmlns:cx5="http://schemas.microsoft.com/office/drawing/2016/5/11/chartex" xmlns:cx6="http://schemas.microsoft.com/office/drawing/2016/5/12/chartex" xmlns:cx7="http://schemas.microsoft.com/office/drawing/2016/5/13/chartex" xmlns:cx8="http://schemas.microsoft.com/office/drawing/2016/5/14/chartex" xmlns:mc="http://schemas.openxmlformats.org/markup-compatibility/2006" xmlns:aink="http://schemas.microsoft.com/office/drawing/2016/ink" xmlns:am3d="http://schemas.microsoft.com/office/drawing/2017/model3d" xmlns:o="urn:schemas-microsoft-com:office:office" xmlns:oel="http://schemas.microsoft.com/office/2019/extlst" xmlns:r="http://schemas.openxmlformats.org/officeDocument/2006/relationships" xmlns:m="http://schemas.openxmlformats.org/officeDocument/2006/math" xmlns:v="urn:schemas-microsoft-com:vml" xmlns:wp14="http://schemas.microsoft.com/office/word/2010/wordprocessingDrawing" xmlns:wp="http://schemas.openxmlformats.org/drawingml/2006/wordprocessingDrawing" xmlns:w10="urn:schemas-microsoft-com:office:word" xmlns:w="http://schemas.openxmlformats.org/wordprocessingml/2006/main" xmlns:w14="http://schemas.microsoft.com/office/word/2010/wordml" xmlns:w15="http://schemas.microsoft.com/office/word/2012/wordml" xmlns:w16cex="http://schemas.microsoft.com/office/word/2018/wordml/cex" xmlns:w16cid="http://schemas.microsoft.com/office/word/2016/wordml/cid" xmlns:w16="http://schemas.microsoft.com/office/word/2018/wordml" xmlns:w16du="http://schemas.microsoft.com/office/word/2023/wordml/word16du" xmlns:w16sdtdh="http://schemas.microsoft.com/office/word/2020/wordml/sdtdatahash" xmlns:w16sdtfl="http://schemas.microsoft.com/office/word/2024/wordml/sdtformatlock" xmlns:w16se="http://schemas.microsoft.com/office/word/2015/wordml/symex" xmlns:wpg="http://schemas.microsoft.com/office/word/2010/wordprocessingGroup" xmlns:wpi="http://schemas.microsoft.com/office/word/2010/wordprocessingInk" xmlns:wne="http://schemas.microsoft.com/office/word/2006/wordml" xmlns:wps="http://schemas.microsoft.com/office/word/2010/wordprocessingShape" mc:Ignorable="w14 w15 w16se w16cid w16 w16cex w16sdtdh w16sdtfl w16du wp14">
   <w:body>
     <w:p>
       <w:pPr>
         <w:pStyle w:val="Title"/>
       </w:pPr>
       <w:r>
-        <w:t>Tillsynsbegäran – information om höga naturvärden i avverkningsanmälan A 3509-2026 i Jokkmokks kommun</w:t>
+        <w:t>Tillsynsbegäran – information om höga naturvärden och fridlysta arter i avverkningsanmälan A 3509-2026 i Jokkmokks kommun</w:t>
       </w:r>
     </w:p>
     <w:p>
       <w:r>
-        <w:t>Detta dokument behandlar höga naturvärden i avverkningsanmälan A 3509-2026 i Jokkmokks kommun. Denna avverkningsanmälan inkom 2026-01-20 00:00:00 och omfattar 4,5 ha.</w:t>
+        <w:t>Detta dokument behandlar höga naturvärden i avverkningsanmälan A 3509-2026 i Jokkmokks kommun som inkom 2026-01-20 och omfattar 4,5 ha.</w:t>
       </w:r>
-    </w:p>
-    <w:p>
       <w:r>
-        <w:t>Vi begär härmed att Skogsstyrelsen fattar beslut enligt miljöbalken som säkerställer att skogens höga naturvärden bevaras samt säkerställer att EU-lagstiftning efterlevs och att artskyddsbrott förhindras. Vi önskar även ta del av de ställningstaganden och beslut som myndigheterna meddelar till följd av aktuell avverkningsanmälan och föreningens inlaga (se 34 § förvaltningslagen).</w:t>
-      </w:r>
-    </w:p>
-    <w:p>
-      <w:r>
-        <w:t>Nedan beskrivs fynd av naturvårdsarter som gjorts i det avverkningsanmälda området.</w:t>
-      </w:r>
-    </w:p>
-    <w:p>
-      <w:pPr>
-        <w:pStyle w:val="Heading1"/>
-      </w:pPr>
-      <w:r>
-        <w:t>Naturvårdsarter</w:t>
-      </w:r>
-    </w:p>
-    <w:p>
-      <w:r>
-        <w:t>I avverkningsanmälan har följande 6 naturvårdsarter hittats: blanksvart spiklav (NT), blågrå svartspik (NT), knottrig blåslav (NT), mörk kolflarnlav (NT), vedflamlav (NT) och vedskivlav (NT). Av dessa är 6 rödlistade. För rödlistade arter har rödlistekategorin angivits inom parentes.</w:t>
-      </w:r>
-    </w:p>
-    <w:p>
-      <w:r>
-        <w:t>De påträffade naturvårdsarterna är ett tydligt kvitto på att detta rör sig om en skog med höga naturvärden. I Figur 1 visas en karta över det avverkningsanmälda området, där samtliga fyndplatser för naturvårdsarter som finns registrerade på Artportalen har markerats.</w:t>
+        <w:t xml:space="preserve"> I Figur 1 visas fyndplatser för naturvårdsarter i området, som finns registrerade på Artportalen.</w:t>
       </w:r>
     </w:p>
     <w:p>
@@ -50,7 +25,7 @@
       <w:r>
         <w:drawing>
           <wp:inline xmlns:a="http://schemas.openxmlformats.org/drawingml/2006/main" xmlns:pic="http://schemas.openxmlformats.org/drawingml/2006/picture">
-            <wp:extent cx="5486400" cy="5153159"/>
+            <wp:extent cx="5486400" cy="5055549"/>
             <wp:docPr id="1" name="Picture 1"/>
             <wp:cNvGraphicFramePr>
               <a:graphicFrameLocks noChangeAspect="1"/>
@@ -71,7 +46,7 @@
                   <pic:spPr>
                     <a:xfrm>
                       <a:off x="0" y="0"/>
-                      <a:ext cx="5486400" cy="5153159"/>
+                      <a:ext cx="5486400" cy="5055549"/>
                     </a:xfrm>
                     <a:prstGeom prst="rect"/>
                   </pic:spPr>
@@ -85,9 +60,112 @@
     <w:p>
       <w:pPr>
         <w:pStyle w:val="Caption"/>
+        <w:spacing w:after="240"/>
       </w:pPr>
       <w:r>
-        <w:t>Figur 1. Fyndplatser för naturvårdsarter i det avverkningsanmälda området (röd linje). Markörer utan svart kant är placerade på fyndplatsen. Markörer med svart kant är placerade vid sidan av fyndplatsen och har ett svart streck som visar fyndplatsens exakta position. Kartans mittpunktskoordinat är N 7397477, E 682353 i SWEREF 99 TM.</w:t>
+        <w:t>Figur 1. Fyndplatser för naturvårdsarter i avverkningsanmälan (röd linje). Inom parentes anges rödlistekategorier, S för signalarter, Tför typiska arter och fridlysningsparagrafer i artskyddsförordningen.Markörer utan svart kant är placerade på fyndplatsen. Markörer med svart kant är placerade vid sidan av fyndplatsen och har ett svart streck som visar fyndplatsens exakta position. Kartans mittpunktskoordinat är N 7397477, E 682353 i SWEREF 99 TM.</w:t>
+      </w:r>
+    </w:p>
+    <w:p>
+      <w:r>
+        <w:t>Vi begär härmed att Skogsstyrelsen fattar beslut enligt miljöbalken som säkerställer att skogens höga naturvärden bevaras samt att EU-lagstiftning efterlevs och att artskyddsbrott förhindras.</w:t>
+      </w:r>
+    </w:p>
+    <w:p>
+      <w:r>
+        <w:t>Vi önskar även ta del av de ställningstaganden och beslut som myndigheten meddelar till följd av aktuell avverkningsanmälan och föreningens inlaga (se 34 § förvaltningslagen).</w:t>
+      </w:r>
+    </w:p>
+    <w:p>
+      <w:r>
+        <w:t>Nedan beskrivs fynd av naturvårdsarter och fridlysta arter som gjorts i det avverkningsanmälda området. I BILAGA 1 finns artfakta om fridlysta arter.</w:t>
+      </w:r>
+    </w:p>
+    <w:p>
+      <w:pPr>
+        <w:pStyle w:val="Heading1"/>
+      </w:pPr>
+      <w:r>
+        <w:t>Naturvårdsarter</w:t>
+      </w:r>
+    </w:p>
+    <w:p>
+      <w:r>
+        <w:t>I avverkningsanmälan har följande 8 naturvårdsarter hittats: blanksvart spiklav (NT), blågrå svartspik (NT), knottrig blåslav (NT, T), mörk kolflarnlav (NT), talltagel (NT, T), vedflamlav (NT), vedskivlav (NT, T) och tjäder (T, §4). Av dessa är 7 rödlistade. För rödlistade arter har rödlistekategorin angivits inom parentes. Typiska arter inom Natura 2000 som är kopplade till skogsekosystem har markerats med (T). För fridlysta arter anges även paragrafen i Artskyddsförordningen som arten är fridlyst enligt.</w:t>
+      </w:r>
+    </w:p>
+    <w:p>
+      <w:r>
+        <w:t>De påträffade naturvårdsarterna är ett tydligt kvitto på att det rör sig om en skog med höga naturvärden.</w:t>
+      </w:r>
+    </w:p>
+    <w:p>
+      <w:pPr>
+        <w:pStyle w:val="Heading2"/>
+      </w:pPr>
+      <w:r>
+        <w:t>Fridlysta arter</w:t>
+      </w:r>
+    </w:p>
+    <w:p>
+      <w:r>
+        <w:t>Följande fridlysta arter har sina livsmiljöer och växtplatser i den avverkningsanmälda skogen: tjäder (T, §4).</w:t>
+      </w:r>
+    </w:p>
+    <w:p>
+      <w:r>
+        <w:t xml:space="preserve">Observera att medlemsländerna är skyldiga att agera i enlighet med EU:s fågeldirektiv där det uttryckligen står att direktivet gäller för fåglar samt för deras ägg, bon och </w:t>
+      </w:r>
+      <w:r>
+        <w:rPr>
+          <w:b/>
+        </w:rPr>
+        <w:t xml:space="preserve">livsmiljöer </w:t>
+      </w:r>
+      <w:r>
+        <w:t>(artikel 1). Vidare att de åtgärder som vidtas inte får leda till en försämring av den nuvarande situationen beträffande bevarandet av de fågelarter som avses i artikel 1 (artikel 13). Fågeldirektivet är styrande för tillsynsansvariga myndigheters ärendehantering, ställningstaganden och beslutsfattande.</w:t>
+      </w:r>
+    </w:p>
+    <w:p>
+      <w:r>
+        <w:rPr>
+          <w:b/>
+        </w:rPr>
+        <w:t>Tjäder (§4)</w:t>
+      </w:r>
+      <w:r>
+        <w:t xml:space="preserve"> omfattas av bilaga 1 och 2 EU:s fågeldirektiv och är typisk art för </w:t>
+      </w:r>
+      <w:r>
+        <w:rPr>
+          <w:i/>
+        </w:rPr>
+        <w:t xml:space="preserve">9010 Taiga </w:t>
+      </w:r>
+      <w:r>
+        <w:t xml:space="preserve">och </w:t>
+      </w:r>
+      <w:r>
+        <w:rPr>
+          <w:i/>
+        </w:rPr>
+        <w:t>9740 Skogsbevuxen myr</w:t>
+      </w:r>
+      <w:r>
+        <w:t>. Tjädern är en utpräglad skogsfågel knuten till större sammanhängande barrskogsområden. Tupparna och hönorna utnyttjar till viss del olika miljöer, och habitatvalet varierar dessutom mellan olika delar av året. För att det ska finnas livskraftiga tjäderbestånd krävs funktionella skogslandskap med en blandning av uppvuxen, gles och luckig skog, täta sumpskogar, myrar och andra små våtmarker. Arten försvinner när skogen fragmenteras och den sammanlagda arealen hyggen och andra öppna områden blir för stor. Ett småskaligt och försiktigt virkesuttag genom hyggesfria metoder kan i vissa fall vara möjligt i området inom 200 m från lekcentrum. Längre ut från lekcentrum, inom 200–500 m bör den avverkade ytan inte överskrida 1 hektar för att undvika alltför stora och snabba förändringar (Skogsstyrelsen, 2019; SLU Artdatabanken, 2024).</w:t>
+      </w:r>
+    </w:p>
+    <w:p>
+      <w:r>
+        <w:t>I BILAGA 1 finns mer detaljerad information om ekologi samt krav på livsmiljö hos fridlysta arter.</w:t>
+      </w:r>
+    </w:p>
+    <w:p>
+      <w:pPr>
+        <w:pStyle w:val="Heading2"/>
+      </w:pPr>
+      <w:r>
+        <w:t>Övriga naturvårdsarter</w:t>
       </w:r>
     </w:p>
     <w:p>
@@ -159,6 +237,26 @@
         <w:rPr>
           <w:b/>
         </w:rPr>
+        <w:t>Talltagel (NT)</w:t>
+      </w:r>
+      <w:r>
+        <w:t xml:space="preserve"> är en boreal art som förekommer på tall i äldre, öppna tallskogar. Den påverkas negativt av brist på kontinuitetsskog och minskningstakten bedöms vara nära gränsvärdet för Sårbar (VU). Talltagel är typisk art för </w:t>
+      </w:r>
+      <w:r>
+        <w:rPr>
+          <w:i/>
+        </w:rPr>
+        <w:t>9010 Taiga</w:t>
+      </w:r>
+      <w:r>
+        <w:t xml:space="preserve"> (SLU Artdatabanken, 2026).</w:t>
+      </w:r>
+    </w:p>
+    <w:p>
+      <w:r>
+        <w:rPr>
+          <w:b/>
+        </w:rPr>
         <w:t>Vedflamlav (NT)</w:t>
       </w:r>
       <w:r>
@@ -194,6 +292,88 @@
         <w:t xml:space="preserve"> (SLU Artdatabanken, 2024).</w:t>
       </w:r>
     </w:p>
+    <w:p>
+      <w:r>
+        <w:br w:type="page"/>
+      </w:r>
+    </w:p>
+    <w:p>
+      <w:pPr>
+        <w:pStyle w:val="Title"/>
+      </w:pPr>
+      <w:r>
+        <w:t>BILAGA 1 – Fridlysta arter</w:t>
+      </w:r>
+    </w:p>
+    <w:p>
+      <w:pPr>
+        <w:pStyle w:val="Heading1"/>
+      </w:pPr>
+      <w:r>
+        <w:t>Tjäder – ekologi samt krav på livsmiljön</w:t>
+      </w:r>
+    </w:p>
+    <w:p>
+      <w:r>
+        <w:t xml:space="preserve">Tjäder (§4) omfattas av bilaga 1 och 2 EU:s fågeldirektiv och är typisk art för </w:t>
+      </w:r>
+      <w:r>
+        <w:rPr>
+          <w:i/>
+        </w:rPr>
+        <w:t xml:space="preserve">9010 Taiga </w:t>
+      </w:r>
+      <w:r>
+        <w:t xml:space="preserve">och </w:t>
+      </w:r>
+      <w:r>
+        <w:rPr>
+          <w:i/>
+        </w:rPr>
+        <w:t>9740 Skogsbevuxen myr</w:t>
+      </w:r>
+      <w:r>
+        <w:t>. Tjädern är en utpräglad skogsfågel knuten till större sammanhängande barrskogsområden. Tupparna och hönorna utnyttjar till viss del olika miljöer, och habitatvalet varierar dessutom mellan olika delar av året. För att det ska finnas livskraftiga tjäderbestånd krävs funktionella skogslandskap med en blandning av uppvuxen, gles och luckig skog, täta sumpskogar, myrar och andra små våtmarker (Skogsstyrelsen, 2019; SLU Artdatabanken 2024).</w:t>
+      </w:r>
+    </w:p>
+    <w:p>
+      <w:r>
+        <w:t>Arten försvinner när skogen fragmenteras och den sammanlagda arealen hyggen och andra öppna områden blir för stor. Ett småskaligt och försiktigt virkesuttag genom hyggesfria metoder kan i vissa fall vara möjligt i området inom 200 m från lekcentrum. Längre ut från lekcentrum, inom 200–500 m bör den avverkade ytan inte överskrida 1 hektar för att undvika alltför stora och snabba förändringar (Skogsstyrelsen, 2019).</w:t>
+      </w:r>
+    </w:p>
+    <w:p>
+      <w:pPr>
+        <w:pStyle w:val="Heading2"/>
+      </w:pPr>
+      <w:r>
+        <w:t>Referenser – tjäder</w:t>
+      </w:r>
+    </w:p>
+    <w:p>
+      <w:r>
+        <w:t xml:space="preserve">Skogsstyrelsen, 2019. </w:t>
+      </w:r>
+      <w:r>
+        <w:rPr>
+          <w:i/>
+        </w:rPr>
+        <w:t>Vägledning för hänsyn till fåglar – tjäder.</w:t>
+      </w:r>
+    </w:p>
+    <w:p>
+      <w:r>
+        <w:t xml:space="preserve">SLU Artdatabanken, 2024. </w:t>
+      </w:r>
+      <w:r>
+        <w:rPr>
+          <w:i/>
+        </w:rPr>
+        <w:t xml:space="preserve">Artfaktablad. Naturvård – artfakta. </w:t>
+      </w:r>
+      <w:r>
+        <w:t>SLU Artdatabanken, Uppsala</w:t>
+      </w:r>
+    </w:p>
     <w:sectPr>
       <w:headerReference w:type="even" r:id="rId8"/>
       <w:headerReference w:type="default" r:id="rId9"/>
@@ -212,7 +392,7 @@
 </file>
 
 <file path=word/endnotes.xml><?xml version="1.0" encoding="utf-8"?>
-<w:endnotes xmlns:wpc="http://schemas.microsoft.com/office/word/2010/wordprocessingCanvas" xmlns:cx="http://schemas.microsoft.com/office/drawing/2014/chartex" xmlns:cx1="http://schemas.microsoft.com/office/drawing/2015/9/8/chartex" xmlns:cx2="http://schemas.microsoft.com/office/drawing/2015/10/21/chartex" xmlns:cx3="http://schemas.microsoft.com/office/drawing/2016/5/9/chartex" xmlns:cx4="http://schemas.microsoft.com/office/drawing/2016/5/10/chartex" xmlns:cx5="http://schemas.microsoft.com/office/drawing/2016/5/11/chartex" xmlns:cx6="http://schemas.microsoft.com/office/drawing/2016/5/12/chartex" xmlns:cx7="http://schemas.microsoft.com/office/drawing/2016/5/13/chartex" xmlns:cx8="http://schemas.microsoft.com/office/drawing/2016/5/14/chartex" xmlns:mc="http://schemas.openxmlformats.org/markup-compatibility/2006" xmlns:aink="http://schemas.microsoft.com/office/drawing/2016/ink" xmlns:am3d="http://schemas.microsoft.com/office/drawing/2017/model3d" xmlns:o="urn:schemas-microsoft-com:office:office" xmlns:oel="http://schemas.microsoft.com/office/2019/extlst" xmlns:r="http://schemas.openxmlformats.org/officeDocument/2006/relationships" xmlns:m="http://schemas.openxmlformats.org/officeDocument/2006/math" xmlns:v="urn:schemas-microsoft-com:vml" xmlns:wp14="http://schemas.microsoft.com/office/word/2010/wordprocessingDrawing" xmlns:wp="http://schemas.openxmlformats.org/drawingml/2006/wordprocessingDrawing" xmlns:w10="urn:schemas-microsoft-com:office:word" xmlns:w="http://schemas.openxmlformats.org/wordprocessingml/2006/main" xmlns:w14="http://schemas.microsoft.com/office/word/2010/wordml" xmlns:w15="http://schemas.microsoft.com/office/word/2012/wordml" xmlns:w16cex="http://schemas.microsoft.com/office/word/2018/wordml/cex" xmlns:w16cid="http://schemas.microsoft.com/office/word/2016/wordml/cid" xmlns:w16="http://schemas.microsoft.com/office/word/2018/wordml" xmlns:w16sdtdh="http://schemas.microsoft.com/office/word/2020/wordml/sdtdatahash" xmlns:w16se="http://schemas.microsoft.com/office/word/2015/wordml/symex" xmlns:wpg="http://schemas.microsoft.com/office/word/2010/wordprocessingGroup" xmlns:wpi="http://schemas.microsoft.com/office/word/2010/wordprocessingInk" xmlns:wne="http://schemas.microsoft.com/office/word/2006/wordml" xmlns:wps="http://schemas.microsoft.com/office/word/2010/wordprocessingShape" mc:Ignorable="w14 w15 w16se w16cid w16 w16cex w16sdtdh wp14">
+<w:endnotes xmlns:wpc="http://schemas.microsoft.com/office/word/2010/wordprocessingCanvas" xmlns:cx="http://schemas.microsoft.com/office/drawing/2014/chartex" xmlns:cx1="http://schemas.microsoft.com/office/drawing/2015/9/8/chartex" xmlns:cx2="http://schemas.microsoft.com/office/drawing/2015/10/21/chartex" xmlns:cx3="http://schemas.microsoft.com/office/drawing/2016/5/9/chartex" xmlns:cx4="http://schemas.microsoft.com/office/drawing/2016/5/10/chartex" xmlns:cx5="http://schemas.microsoft.com/office/drawing/2016/5/11/chartex" xmlns:cx6="http://schemas.microsoft.com/office/drawing/2016/5/12/chartex" xmlns:cx7="http://schemas.microsoft.com/office/drawing/2016/5/13/chartex" xmlns:cx8="http://schemas.microsoft.com/office/drawing/2016/5/14/chartex" xmlns:mc="http://schemas.openxmlformats.org/markup-compatibility/2006" xmlns:aink="http://schemas.microsoft.com/office/drawing/2016/ink" xmlns:am3d="http://schemas.microsoft.com/office/drawing/2017/model3d" xmlns:o="urn:schemas-microsoft-com:office:office" xmlns:oel="http://schemas.microsoft.com/office/2019/extlst" xmlns:r="http://schemas.openxmlformats.org/officeDocument/2006/relationships" xmlns:m="http://schemas.openxmlformats.org/officeDocument/2006/math" xmlns:v="urn:schemas-microsoft-com:vml" xmlns:wp14="http://schemas.microsoft.com/office/word/2010/wordprocessingDrawing" xmlns:wp="http://schemas.openxmlformats.org/drawingml/2006/wordprocessingDrawing" xmlns:w10="urn:schemas-microsoft-com:office:word" xmlns:w="http://schemas.openxmlformats.org/wordprocessingml/2006/main" xmlns:w14="http://schemas.microsoft.com/office/word/2010/wordml" xmlns:w15="http://schemas.microsoft.com/office/word/2012/wordml" xmlns:w16cex="http://schemas.microsoft.com/office/word/2018/wordml/cex" xmlns:w16cid="http://schemas.microsoft.com/office/word/2016/wordml/cid" xmlns:w16="http://schemas.microsoft.com/office/word/2018/wordml" xmlns:w16du="http://schemas.microsoft.com/office/word/2023/wordml/word16du" xmlns:w16sdtdh="http://schemas.microsoft.com/office/word/2020/wordml/sdtdatahash" xmlns:w16sdtfl="http://schemas.microsoft.com/office/word/2024/wordml/sdtformatlock" xmlns:w16se="http://schemas.microsoft.com/office/word/2015/wordml/symex" xmlns:wpg="http://schemas.microsoft.com/office/word/2010/wordprocessingGroup" xmlns:wpi="http://schemas.microsoft.com/office/word/2010/wordprocessingInk" xmlns:wne="http://schemas.microsoft.com/office/word/2006/wordml" xmlns:wps="http://schemas.microsoft.com/office/word/2010/wordprocessingShape" mc:Ignorable="w14 w15 w16se w16cid w16 w16cex w16sdtdh w16sdtfl w16du wp14">
   <w:endnote w:type="separator" w:id="-1">
     <w:p>
       <w:pPr>
@@ -237,7 +417,7 @@
 </file>
 
 <file path=word/footer1.xml><?xml version="1.0" encoding="utf-8"?>
-<w:ftr xmlns:wpc="http://schemas.microsoft.com/office/word/2010/wordprocessingCanvas" xmlns:cx="http://schemas.microsoft.com/office/drawing/2014/chartex" xmlns:cx1="http://schemas.microsoft.com/office/drawing/2015/9/8/chartex" xmlns:cx2="http://schemas.microsoft.com/office/drawing/2015/10/21/chartex" xmlns:cx3="http://schemas.microsoft.com/office/drawing/2016/5/9/chartex" xmlns:cx4="http://schemas.microsoft.com/office/drawing/2016/5/10/chartex" xmlns:cx5="http://schemas.microsoft.com/office/drawing/2016/5/11/chartex" xmlns:cx6="http://schemas.microsoft.com/office/drawing/2016/5/12/chartex" xmlns:cx7="http://schemas.microsoft.com/office/drawing/2016/5/13/chartex" xmlns:cx8="http://schemas.microsoft.com/office/drawing/2016/5/14/chartex" xmlns:mc="http://schemas.openxmlformats.org/markup-compatibility/2006" xmlns:aink="http://schemas.microsoft.com/office/drawing/2016/ink" xmlns:am3d="http://schemas.microsoft.com/office/drawing/2017/model3d" xmlns:o="urn:schemas-microsoft-com:office:office" xmlns:oel="http://schemas.microsoft.com/office/2019/extlst" xmlns:r="http://schemas.openxmlformats.org/officeDocument/2006/relationships" xmlns:m="http://schemas.openxmlformats.org/officeDocument/2006/math" xmlns:v="urn:schemas-microsoft-com:vml" xmlns:wp14="http://schemas.microsoft.com/office/word/2010/wordprocessingDrawing" xmlns:wp="http://schemas.openxmlformats.org/drawingml/2006/wordprocessingDrawing" xmlns:w10="urn:schemas-microsoft-com:office:word" xmlns:w="http://schemas.openxmlformats.org/wordprocessingml/2006/main" xmlns:w14="http://schemas.microsoft.com/office/word/2010/wordml" xmlns:w15="http://schemas.microsoft.com/office/word/2012/wordml" xmlns:w16cex="http://schemas.microsoft.com/office/word/2018/wordml/cex" xmlns:w16cid="http://schemas.microsoft.com/office/word/2016/wordml/cid" xmlns:w16="http://schemas.microsoft.com/office/word/2018/wordml" xmlns:w16sdtdh="http://schemas.microsoft.com/office/word/2020/wordml/sdtdatahash" xmlns:w16se="http://schemas.microsoft.com/office/word/2015/wordml/symex" xmlns:wpg="http://schemas.microsoft.com/office/word/2010/wordprocessingGroup" xmlns:wpi="http://schemas.microsoft.com/office/word/2010/wordprocessingInk" xmlns:wne="http://schemas.microsoft.com/office/word/2006/wordml" xmlns:wps="http://schemas.microsoft.com/office/word/2010/wordprocessingShape" mc:Ignorable="w14 w15 w16se w16cid w16 w16cex w16sdtdh wp14">
+<w:ftr xmlns:wpc="http://schemas.microsoft.com/office/word/2010/wordprocessingCanvas" xmlns:cx="http://schemas.microsoft.com/office/drawing/2014/chartex" xmlns:cx1="http://schemas.microsoft.com/office/drawing/2015/9/8/chartex" xmlns:cx2="http://schemas.microsoft.com/office/drawing/2015/10/21/chartex" xmlns:cx3="http://schemas.microsoft.com/office/drawing/2016/5/9/chartex" xmlns:cx4="http://schemas.microsoft.com/office/drawing/2016/5/10/chartex" xmlns:cx5="http://schemas.microsoft.com/office/drawing/2016/5/11/chartex" xmlns:cx6="http://schemas.microsoft.com/office/drawing/2016/5/12/chartex" xmlns:cx7="http://schemas.microsoft.com/office/drawing/2016/5/13/chartex" xmlns:cx8="http://schemas.microsoft.com/office/drawing/2016/5/14/chartex" xmlns:mc="http://schemas.openxmlformats.org/markup-compatibility/2006" xmlns:aink="http://schemas.microsoft.com/office/drawing/2016/ink" xmlns:am3d="http://schemas.microsoft.com/office/drawing/2017/model3d" xmlns:o="urn:schemas-microsoft-com:office:office" xmlns:oel="http://schemas.microsoft.com/office/2019/extlst" xmlns:r="http://schemas.openxmlformats.org/officeDocument/2006/relationships" xmlns:m="http://schemas.openxmlformats.org/officeDocument/2006/math" xmlns:v="urn:schemas-microsoft-com:vml" xmlns:wp14="http://schemas.microsoft.com/office/word/2010/wordprocessingDrawing" xmlns:wp="http://schemas.openxmlformats.org/drawingml/2006/wordprocessingDrawing" xmlns:w10="urn:schemas-microsoft-com:office:word" xmlns:w="http://schemas.openxmlformats.org/wordprocessingml/2006/main" xmlns:w14="http://schemas.microsoft.com/office/word/2010/wordml" xmlns:w15="http://schemas.microsoft.com/office/word/2012/wordml" xmlns:w16cex="http://schemas.microsoft.com/office/word/2018/wordml/cex" xmlns:w16cid="http://schemas.microsoft.com/office/word/2016/wordml/cid" xmlns:w16="http://schemas.microsoft.com/office/word/2018/wordml" xmlns:w16du="http://schemas.microsoft.com/office/word/2023/wordml/word16du" xmlns:w16sdtdh="http://schemas.microsoft.com/office/word/2020/wordml/sdtdatahash" xmlns:w16sdtfl="http://schemas.microsoft.com/office/word/2024/wordml/sdtformatlock" xmlns:w16se="http://schemas.microsoft.com/office/word/2015/wordml/symex" xmlns:wpg="http://schemas.microsoft.com/office/word/2010/wordprocessingGroup" xmlns:wpi="http://schemas.microsoft.com/office/word/2010/wordprocessingInk" xmlns:wne="http://schemas.microsoft.com/office/word/2006/wordml" xmlns:wps="http://schemas.microsoft.com/office/word/2010/wordprocessingShape" mc:Ignorable="w14 w15 w16se w16cid w16 w16cex w16sdtdh w16sdtfl w16du wp14">
   <w:p>
     <w:pPr>
       <w:pStyle w:val="Footer"/>
@@ -247,7 +427,7 @@
 </file>
 
 <file path=word/footer2.xml><?xml version="1.0" encoding="utf-8"?>
-<w:ftr xmlns:wpc="http://schemas.microsoft.com/office/word/2010/wordprocessingCanvas" xmlns:cx="http://schemas.microsoft.com/office/drawing/2014/chartex" xmlns:cx1="http://schemas.microsoft.com/office/drawing/2015/9/8/chartex" xmlns:cx2="http://schemas.microsoft.com/office/drawing/2015/10/21/chartex" xmlns:cx3="http://schemas.microsoft.com/office/drawing/2016/5/9/chartex" xmlns:cx4="http://schemas.microsoft.com/office/drawing/2016/5/10/chartex" xmlns:cx5="http://schemas.microsoft.com/office/drawing/2016/5/11/chartex" xmlns:cx6="http://schemas.microsoft.com/office/drawing/2016/5/12/chartex" xmlns:cx7="http://schemas.microsoft.com/office/drawing/2016/5/13/chartex" xmlns:cx8="http://schemas.microsoft.com/office/drawing/2016/5/14/chartex" xmlns:mc="http://schemas.openxmlformats.org/markup-compatibility/2006" xmlns:aink="http://schemas.microsoft.com/office/drawing/2016/ink" xmlns:am3d="http://schemas.microsoft.com/office/drawing/2017/model3d" xmlns:o="urn:schemas-microsoft-com:office:office" xmlns:oel="http://schemas.microsoft.com/office/2019/extlst" xmlns:r="http://schemas.openxmlformats.org/officeDocument/2006/relationships" xmlns:m="http://schemas.openxmlformats.org/officeDocument/2006/math" xmlns:v="urn:schemas-microsoft-com:vml" xmlns:wp14="http://schemas.microsoft.com/office/word/2010/wordprocessingDrawing" xmlns:wp="http://schemas.openxmlformats.org/drawingml/2006/wordprocessingDrawing" xmlns:w10="urn:schemas-microsoft-com:office:word" xmlns:w="http://schemas.openxmlformats.org/wordprocessingml/2006/main" xmlns:w14="http://schemas.microsoft.com/office/word/2010/wordml" xmlns:w15="http://schemas.microsoft.com/office/word/2012/wordml" xmlns:w16cex="http://schemas.microsoft.com/office/word/2018/wordml/cex" xmlns:w16cid="http://schemas.microsoft.com/office/word/2016/wordml/cid" xmlns:w16="http://schemas.microsoft.com/office/word/2018/wordml" xmlns:w16sdtdh="http://schemas.microsoft.com/office/word/2020/wordml/sdtdatahash" xmlns:w16se="http://schemas.microsoft.com/office/word/2015/wordml/symex" xmlns:wpg="http://schemas.microsoft.com/office/word/2010/wordprocessingGroup" xmlns:wpi="http://schemas.microsoft.com/office/word/2010/wordprocessingInk" xmlns:wne="http://schemas.microsoft.com/office/word/2006/wordml" xmlns:wps="http://schemas.microsoft.com/office/word/2010/wordprocessingShape" mc:Ignorable="w14 w15 w16se w16cid w16 w16cex w16sdtdh wp14">
+<w:ftr xmlns:wpc="http://schemas.microsoft.com/office/word/2010/wordprocessingCanvas" xmlns:cx="http://schemas.microsoft.com/office/drawing/2014/chartex" xmlns:cx1="http://schemas.microsoft.com/office/drawing/2015/9/8/chartex" xmlns:cx2="http://schemas.microsoft.com/office/drawing/2015/10/21/chartex" xmlns:cx3="http://schemas.microsoft.com/office/drawing/2016/5/9/chartex" xmlns:cx4="http://schemas.microsoft.com/office/drawing/2016/5/10/chartex" xmlns:cx5="http://schemas.microsoft.com/office/drawing/2016/5/11/chartex" xmlns:cx6="http://schemas.microsoft.com/office/drawing/2016/5/12/chartex" xmlns:cx7="http://schemas.microsoft.com/office/drawing/2016/5/13/chartex" xmlns:cx8="http://schemas.microsoft.com/office/drawing/2016/5/14/chartex" xmlns:mc="http://schemas.openxmlformats.org/markup-compatibility/2006" xmlns:aink="http://schemas.microsoft.com/office/drawing/2016/ink" xmlns:am3d="http://schemas.microsoft.com/office/drawing/2017/model3d" xmlns:o="urn:schemas-microsoft-com:office:office" xmlns:oel="http://schemas.microsoft.com/office/2019/extlst" xmlns:r="http://schemas.openxmlformats.org/officeDocument/2006/relationships" xmlns:m="http://schemas.openxmlformats.org/officeDocument/2006/math" xmlns:v="urn:schemas-microsoft-com:vml" xmlns:wp14="http://schemas.microsoft.com/office/word/2010/wordprocessingDrawing" xmlns:wp="http://schemas.openxmlformats.org/drawingml/2006/wordprocessingDrawing" xmlns:w10="urn:schemas-microsoft-com:office:word" xmlns:w="http://schemas.openxmlformats.org/wordprocessingml/2006/main" xmlns:w14="http://schemas.microsoft.com/office/word/2010/wordml" xmlns:w15="http://schemas.microsoft.com/office/word/2012/wordml" xmlns:w16cex="http://schemas.microsoft.com/office/word/2018/wordml/cex" xmlns:w16cid="http://schemas.microsoft.com/office/word/2016/wordml/cid" xmlns:w16="http://schemas.microsoft.com/office/word/2018/wordml" xmlns:w16du="http://schemas.microsoft.com/office/word/2023/wordml/word16du" xmlns:w16sdtdh="http://schemas.microsoft.com/office/word/2020/wordml/sdtdatahash" xmlns:w16sdtfl="http://schemas.microsoft.com/office/word/2024/wordml/sdtformatlock" xmlns:w16se="http://schemas.microsoft.com/office/word/2015/wordml/symex" xmlns:wpg="http://schemas.microsoft.com/office/word/2010/wordprocessingGroup" xmlns:wpi="http://schemas.microsoft.com/office/word/2010/wordprocessingInk" xmlns:wne="http://schemas.microsoft.com/office/word/2006/wordml" xmlns:wps="http://schemas.microsoft.com/office/word/2010/wordprocessingShape" mc:Ignorable="w14 w15 w16se w16cid w16 w16cex w16sdtdh w16sdtfl w16du wp14">
   <w:p>
     <w:pPr>
       <w:pStyle w:val="Footer"/>
@@ -257,7 +437,7 @@
 </file>
 
 <file path=word/footer3.xml><?xml version="1.0" encoding="utf-8"?>
-<w:ftr xmlns:wpc="http://schemas.microsoft.com/office/word/2010/wordprocessingCanvas" xmlns:cx="http://schemas.microsoft.com/office/drawing/2014/chartex" xmlns:cx1="http://schemas.microsoft.com/office/drawing/2015/9/8/chartex" xmlns:cx2="http://schemas.microsoft.com/office/drawing/2015/10/21/chartex" xmlns:cx3="http://schemas.microsoft.com/office/drawing/2016/5/9/chartex" xmlns:cx4="http://schemas.microsoft.com/office/drawing/2016/5/10/chartex" xmlns:cx5="http://schemas.microsoft.com/office/drawing/2016/5/11/chartex" xmlns:cx6="http://schemas.microsoft.com/office/drawing/2016/5/12/chartex" xmlns:cx7="http://schemas.microsoft.com/office/drawing/2016/5/13/chartex" xmlns:cx8="http://schemas.microsoft.com/office/drawing/2016/5/14/chartex" xmlns:mc="http://schemas.openxmlformats.org/markup-compatibility/2006" xmlns:aink="http://schemas.microsoft.com/office/drawing/2016/ink" xmlns:am3d="http://schemas.microsoft.com/office/drawing/2017/model3d" xmlns:o="urn:schemas-microsoft-com:office:office" xmlns:oel="http://schemas.microsoft.com/office/2019/extlst" xmlns:r="http://schemas.openxmlformats.org/officeDocument/2006/relationships" xmlns:m="http://schemas.openxmlformats.org/officeDocument/2006/math" xmlns:v="urn:schemas-microsoft-com:vml" xmlns:wp14="http://schemas.microsoft.com/office/word/2010/wordprocessingDrawing" xmlns:wp="http://schemas.openxmlformats.org/drawingml/2006/wordprocessingDrawing" xmlns:w10="urn:schemas-microsoft-com:office:word" xmlns:w="http://schemas.openxmlformats.org/wordprocessingml/2006/main" xmlns:w14="http://schemas.microsoft.com/office/word/2010/wordml" xmlns:w15="http://schemas.microsoft.com/office/word/2012/wordml" xmlns:w16cex="http://schemas.microsoft.com/office/word/2018/wordml/cex" xmlns:w16cid="http://schemas.microsoft.com/office/word/2016/wordml/cid" xmlns:w16="http://schemas.microsoft.com/office/word/2018/wordml" xmlns:w16sdtdh="http://schemas.microsoft.com/office/word/2020/wordml/sdtdatahash" xmlns:w16se="http://schemas.microsoft.com/office/word/2015/wordml/symex" xmlns:wpg="http://schemas.microsoft.com/office/word/2010/wordprocessingGroup" xmlns:wpi="http://schemas.microsoft.com/office/word/2010/wordprocessingInk" xmlns:wne="http://schemas.microsoft.com/office/word/2006/wordml" xmlns:wps="http://schemas.microsoft.com/office/word/2010/wordprocessingShape" mc:Ignorable="w14 w15 w16se w16cid w16 w16cex w16sdtdh wp14">
+<w:ftr xmlns:wpc="http://schemas.microsoft.com/office/word/2010/wordprocessingCanvas" xmlns:cx="http://schemas.microsoft.com/office/drawing/2014/chartex" xmlns:cx1="http://schemas.microsoft.com/office/drawing/2015/9/8/chartex" xmlns:cx2="http://schemas.microsoft.com/office/drawing/2015/10/21/chartex" xmlns:cx3="http://schemas.microsoft.com/office/drawing/2016/5/9/chartex" xmlns:cx4="http://schemas.microsoft.com/office/drawing/2016/5/10/chartex" xmlns:cx5="http://schemas.microsoft.com/office/drawing/2016/5/11/chartex" xmlns:cx6="http://schemas.microsoft.com/office/drawing/2016/5/12/chartex" xmlns:cx7="http://schemas.microsoft.com/office/drawing/2016/5/13/chartex" xmlns:cx8="http://schemas.microsoft.com/office/drawing/2016/5/14/chartex" xmlns:mc="http://schemas.openxmlformats.org/markup-compatibility/2006" xmlns:aink="http://schemas.microsoft.com/office/drawing/2016/ink" xmlns:am3d="http://schemas.microsoft.com/office/drawing/2017/model3d" xmlns:o="urn:schemas-microsoft-com:office:office" xmlns:oel="http://schemas.microsoft.com/office/2019/extlst" xmlns:r="http://schemas.openxmlformats.org/officeDocument/2006/relationships" xmlns:m="http://schemas.openxmlformats.org/officeDocument/2006/math" xmlns:v="urn:schemas-microsoft-com:vml" xmlns:wp14="http://schemas.microsoft.com/office/word/2010/wordprocessingDrawing" xmlns:wp="http://schemas.openxmlformats.org/drawingml/2006/wordprocessingDrawing" xmlns:w10="urn:schemas-microsoft-com:office:word" xmlns:w="http://schemas.openxmlformats.org/wordprocessingml/2006/main" xmlns:w14="http://schemas.microsoft.com/office/word/2010/wordml" xmlns:w15="http://schemas.microsoft.com/office/word/2012/wordml" xmlns:w16cex="http://schemas.microsoft.com/office/word/2018/wordml/cex" xmlns:w16cid="http://schemas.microsoft.com/office/word/2016/wordml/cid" xmlns:w16="http://schemas.microsoft.com/office/word/2018/wordml" xmlns:w16du="http://schemas.microsoft.com/office/word/2023/wordml/word16du" xmlns:w16sdtdh="http://schemas.microsoft.com/office/word/2020/wordml/sdtdatahash" xmlns:w16sdtfl="http://schemas.microsoft.com/office/word/2024/wordml/sdtformatlock" xmlns:w16se="http://schemas.microsoft.com/office/word/2015/wordml/symex" xmlns:wpg="http://schemas.microsoft.com/office/word/2010/wordprocessingGroup" xmlns:wpi="http://schemas.microsoft.com/office/word/2010/wordprocessingInk" xmlns:wne="http://schemas.microsoft.com/office/word/2006/wordml" xmlns:wps="http://schemas.microsoft.com/office/word/2010/wordprocessingShape" mc:Ignorable="w14 w15 w16se w16cid w16 w16cex w16sdtdh w16sdtfl w16du wp14">
   <w:p>
     <w:pPr>
       <w:pStyle w:val="Footer"/>
@@ -267,7 +447,7 @@
 </file>
 
 <file path=word/footnotes.xml><?xml version="1.0" encoding="utf-8"?>
-<w:footnotes xmlns:wpc="http://schemas.microsoft.com/office/word/2010/wordprocessingCanvas" xmlns:cx="http://schemas.microsoft.com/office/drawing/2014/chartex" xmlns:cx1="http://schemas.microsoft.com/office/drawing/2015/9/8/chartex" xmlns:cx2="http://schemas.microsoft.com/office/drawing/2015/10/21/chartex" xmlns:cx3="http://schemas.microsoft.com/office/drawing/2016/5/9/chartex" xmlns:cx4="http://schemas.microsoft.com/office/drawing/2016/5/10/chartex" xmlns:cx5="http://schemas.microsoft.com/office/drawing/2016/5/11/chartex" xmlns:cx6="http://schemas.microsoft.com/office/drawing/2016/5/12/chartex" xmlns:cx7="http://schemas.microsoft.com/office/drawing/2016/5/13/chartex" xmlns:cx8="http://schemas.microsoft.com/office/drawing/2016/5/14/chartex" xmlns:mc="http://schemas.openxmlformats.org/markup-compatibility/2006" xmlns:aink="http://schemas.microsoft.com/office/drawing/2016/ink" xmlns:am3d="http://schemas.microsoft.com/office/drawing/2017/model3d" xmlns:o="urn:schemas-microsoft-com:office:office" xmlns:oel="http://schemas.microsoft.com/office/2019/extlst" xmlns:r="http://schemas.openxmlformats.org/officeDocument/2006/relationships" xmlns:m="http://schemas.openxmlformats.org/officeDocument/2006/math" xmlns:v="urn:schemas-microsoft-com:vml" xmlns:wp14="http://schemas.microsoft.com/office/word/2010/wordprocessingDrawing" xmlns:wp="http://schemas.openxmlformats.org/drawingml/2006/wordprocessingDrawing" xmlns:w10="urn:schemas-microsoft-com:office:word" xmlns:w="http://schemas.openxmlformats.org/wordprocessingml/2006/main" xmlns:w14="http://schemas.microsoft.com/office/word/2010/wordml" xmlns:w15="http://schemas.microsoft.com/office/word/2012/wordml" xmlns:w16cex="http://schemas.microsoft.com/office/word/2018/wordml/cex" xmlns:w16cid="http://schemas.microsoft.com/office/word/2016/wordml/cid" xmlns:w16="http://schemas.microsoft.com/office/word/2018/wordml" xmlns:w16sdtdh="http://schemas.microsoft.com/office/word/2020/wordml/sdtdatahash" xmlns:w16se="http://schemas.microsoft.com/office/word/2015/wordml/symex" xmlns:wpg="http://schemas.microsoft.com/office/word/2010/wordprocessingGroup" xmlns:wpi="http://schemas.microsoft.com/office/word/2010/wordprocessingInk" xmlns:wne="http://schemas.microsoft.com/office/word/2006/wordml" xmlns:wps="http://schemas.microsoft.com/office/word/2010/wordprocessingShape" mc:Ignorable="w14 w15 w16se w16cid w16 w16cex w16sdtdh wp14">
+<w:footnotes xmlns:wpc="http://schemas.microsoft.com/office/word/2010/wordprocessingCanvas" xmlns:cx="http://schemas.microsoft.com/office/drawing/2014/chartex" xmlns:cx1="http://schemas.microsoft.com/office/drawing/2015/9/8/chartex" xmlns:cx2="http://schemas.microsoft.com/office/drawing/2015/10/21/chartex" xmlns:cx3="http://schemas.microsoft.com/office/drawing/2016/5/9/chartex" xmlns:cx4="http://schemas.microsoft.com/office/drawing/2016/5/10/chartex" xmlns:cx5="http://schemas.microsoft.com/office/drawing/2016/5/11/chartex" xmlns:cx6="http://schemas.microsoft.com/office/drawing/2016/5/12/chartex" xmlns:cx7="http://schemas.microsoft.com/office/drawing/2016/5/13/chartex" xmlns:cx8="http://schemas.microsoft.com/office/drawing/2016/5/14/chartex" xmlns:mc="http://schemas.openxmlformats.org/markup-compatibility/2006" xmlns:aink="http://schemas.microsoft.com/office/drawing/2016/ink" xmlns:am3d="http://schemas.microsoft.com/office/drawing/2017/model3d" xmlns:o="urn:schemas-microsoft-com:office:office" xmlns:oel="http://schemas.microsoft.com/office/2019/extlst" xmlns:r="http://schemas.openxmlformats.org/officeDocument/2006/relationships" xmlns:m="http://schemas.openxmlformats.org/officeDocument/2006/math" xmlns:v="urn:schemas-microsoft-com:vml" xmlns:wp14="http://schemas.microsoft.com/office/word/2010/wordprocessingDrawing" xmlns:wp="http://schemas.openxmlformats.org/drawingml/2006/wordprocessingDrawing" xmlns:w10="urn:schemas-microsoft-com:office:word" xmlns:w="http://schemas.openxmlformats.org/wordprocessingml/2006/main" xmlns:w14="http://schemas.microsoft.com/office/word/2010/wordml" xmlns:w15="http://schemas.microsoft.com/office/word/2012/wordml" xmlns:w16cex="http://schemas.microsoft.com/office/word/2018/wordml/cex" xmlns:w16cid="http://schemas.microsoft.com/office/word/2016/wordml/cid" xmlns:w16="http://schemas.microsoft.com/office/word/2018/wordml" xmlns:w16du="http://schemas.microsoft.com/office/word/2023/wordml/word16du" xmlns:w16sdtdh="http://schemas.microsoft.com/office/word/2020/wordml/sdtdatahash" xmlns:w16sdtfl="http://schemas.microsoft.com/office/word/2024/wordml/sdtformatlock" xmlns:w16se="http://schemas.microsoft.com/office/word/2015/wordml/symex" xmlns:wpg="http://schemas.microsoft.com/office/word/2010/wordprocessingGroup" xmlns:wpi="http://schemas.microsoft.com/office/word/2010/wordprocessingInk" xmlns:wne="http://schemas.microsoft.com/office/word/2006/wordml" xmlns:wps="http://schemas.microsoft.com/office/word/2010/wordprocessingShape" mc:Ignorable="w14 w15 w16se w16cid w16 w16cex w16sdtdh w16sdtfl w16du wp14">
   <w:footnote w:type="separator" w:id="-1">
     <w:p>
       <w:pPr>
@@ -292,7 +472,7 @@
 </file>
 
 <file path=word/header1.xml><?xml version="1.0" encoding="utf-8"?>
-<w:hdr xmlns:wpc="http://schemas.microsoft.com/office/word/2010/wordprocessingCanvas" xmlns:cx="http://schemas.microsoft.com/office/drawing/2014/chartex" xmlns:cx1="http://schemas.microsoft.com/office/drawing/2015/9/8/chartex" xmlns:cx2="http://schemas.microsoft.com/office/drawing/2015/10/21/chartex" xmlns:cx3="http://schemas.microsoft.com/office/drawing/2016/5/9/chartex" xmlns:cx4="http://schemas.microsoft.com/office/drawing/2016/5/10/chartex" xmlns:cx5="http://schemas.microsoft.com/office/drawing/2016/5/11/chartex" xmlns:cx6="http://schemas.microsoft.com/office/drawing/2016/5/12/chartex" xmlns:cx7="http://schemas.microsoft.com/office/drawing/2016/5/13/chartex" xmlns:cx8="http://schemas.microsoft.com/office/drawing/2016/5/14/chartex" xmlns:mc="http://schemas.openxmlformats.org/markup-compatibility/2006" xmlns:aink="http://schemas.microsoft.com/office/drawing/2016/ink" xmlns:am3d="http://schemas.microsoft.com/office/drawing/2017/model3d" xmlns:o="urn:schemas-microsoft-com:office:office" xmlns:oel="http://schemas.microsoft.com/office/2019/extlst" xmlns:r="http://schemas.openxmlformats.org/officeDocument/2006/relationships" xmlns:m="http://schemas.openxmlformats.org/officeDocument/2006/math" xmlns:v="urn:schemas-microsoft-com:vml" xmlns:wp14="http://schemas.microsoft.com/office/word/2010/wordprocessingDrawing" xmlns:wp="http://schemas.openxmlformats.org/drawingml/2006/wordprocessingDrawing" xmlns:w10="urn:schemas-microsoft-com:office:word" xmlns:w="http://schemas.openxmlformats.org/wordprocessingml/2006/main" xmlns:w14="http://schemas.microsoft.com/office/word/2010/wordml" xmlns:w15="http://schemas.microsoft.com/office/word/2012/wordml" xmlns:w16cex="http://schemas.microsoft.com/office/word/2018/wordml/cex" xmlns:w16cid="http://schemas.microsoft.com/office/word/2016/wordml/cid" xmlns:w16="http://schemas.microsoft.com/office/word/2018/wordml" xmlns:w16sdtdh="http://schemas.microsoft.com/office/word/2020/wordml/sdtdatahash" xmlns:w16se="http://schemas.microsoft.com/office/word/2015/wordml/symex" xmlns:wpg="http://schemas.microsoft.com/office/word/2010/wordprocessingGroup" xmlns:wpi="http://schemas.microsoft.com/office/word/2010/wordprocessingInk" xmlns:wne="http://schemas.microsoft.com/office/word/2006/wordml" xmlns:wps="http://schemas.microsoft.com/office/word/2010/wordprocessingShape" mc:Ignorable="w14 w15 w16se w16cid w16 w16cex w16sdtdh wp14">
+<w:hdr xmlns:wpc="http://schemas.microsoft.com/office/word/2010/wordprocessingCanvas" xmlns:cx="http://schemas.microsoft.com/office/drawing/2014/chartex" xmlns:cx1="http://schemas.microsoft.com/office/drawing/2015/9/8/chartex" xmlns:cx2="http://schemas.microsoft.com/office/drawing/2015/10/21/chartex" xmlns:cx3="http://schemas.microsoft.com/office/drawing/2016/5/9/chartex" xmlns:cx4="http://schemas.microsoft.com/office/drawing/2016/5/10/chartex" xmlns:cx5="http://schemas.microsoft.com/office/drawing/2016/5/11/chartex" xmlns:cx6="http://schemas.microsoft.com/office/drawing/2016/5/12/chartex" xmlns:cx7="http://schemas.microsoft.com/office/drawing/2016/5/13/chartex" xmlns:cx8="http://schemas.microsoft.com/office/drawing/2016/5/14/chartex" xmlns:mc="http://schemas.openxmlformats.org/markup-compatibility/2006" xmlns:aink="http://schemas.microsoft.com/office/drawing/2016/ink" xmlns:am3d="http://schemas.microsoft.com/office/drawing/2017/model3d" xmlns:o="urn:schemas-microsoft-com:office:office" xmlns:oel="http://schemas.microsoft.com/office/2019/extlst" xmlns:r="http://schemas.openxmlformats.org/officeDocument/2006/relationships" xmlns:m="http://schemas.openxmlformats.org/officeDocument/2006/math" xmlns:v="urn:schemas-microsoft-com:vml" xmlns:wp14="http://schemas.microsoft.com/office/word/2010/wordprocessingDrawing" xmlns:wp="http://schemas.openxmlformats.org/drawingml/2006/wordprocessingDrawing" xmlns:w10="urn:schemas-microsoft-com:office:word" xmlns:w="http://schemas.openxmlformats.org/wordprocessingml/2006/main" xmlns:w14="http://schemas.microsoft.com/office/word/2010/wordml" xmlns:w15="http://schemas.microsoft.com/office/word/2012/wordml" xmlns:w16cex="http://schemas.microsoft.com/office/word/2018/wordml/cex" xmlns:w16cid="http://schemas.microsoft.com/office/word/2016/wordml/cid" xmlns:w16="http://schemas.microsoft.com/office/word/2018/wordml" xmlns:w16du="http://schemas.microsoft.com/office/word/2023/wordml/word16du" xmlns:w16sdtdh="http://schemas.microsoft.com/office/word/2020/wordml/sdtdatahash" xmlns:w16sdtfl="http://schemas.microsoft.com/office/word/2024/wordml/sdtformatlock" xmlns:w16se="http://schemas.microsoft.com/office/word/2015/wordml/symex" xmlns:wpg="http://schemas.microsoft.com/office/word/2010/wordprocessingGroup" xmlns:wpi="http://schemas.microsoft.com/office/word/2010/wordprocessingInk" xmlns:wne="http://schemas.microsoft.com/office/word/2006/wordml" xmlns:wps="http://schemas.microsoft.com/office/word/2010/wordprocessingShape" mc:Ignorable="w14 w15 w16se w16cid w16 w16cex w16sdtdh w16sdtfl w16du wp14">
   <w:p>
     <w:pPr>
       <w:pStyle w:val="Header"/>
@@ -302,7 +482,7 @@
 </file>
 
 <file path=word/header2.xml><?xml version="1.0" encoding="utf-8"?>
-<w:hdr xmlns:wpc="http://schemas.microsoft.com/office/word/2010/wordprocessingCanvas" xmlns:cx="http://schemas.microsoft.com/office/drawing/2014/chartex" xmlns:cx1="http://schemas.microsoft.com/office/drawing/2015/9/8/chartex" xmlns:cx2="http://schemas.microsoft.com/office/drawing/2015/10/21/chartex" xmlns:cx3="http://schemas.microsoft.com/office/drawing/2016/5/9/chartex" xmlns:cx4="http://schemas.microsoft.com/office/drawing/2016/5/10/chartex" xmlns:cx5="http://schemas.microsoft.com/office/drawing/2016/5/11/chartex" xmlns:cx6="http://schemas.microsoft.com/office/drawing/2016/5/12/chartex" xmlns:cx7="http://schemas.microsoft.com/office/drawing/2016/5/13/chartex" xmlns:cx8="http://schemas.microsoft.com/office/drawing/2016/5/14/chartex" xmlns:mc="http://schemas.openxmlformats.org/markup-compatibility/2006" xmlns:aink="http://schemas.microsoft.com/office/drawing/2016/ink" xmlns:am3d="http://schemas.microsoft.com/office/drawing/2017/model3d" xmlns:o="urn:schemas-microsoft-com:office:office" xmlns:oel="http://schemas.microsoft.com/office/2019/extlst" xmlns:r="http://schemas.openxmlformats.org/officeDocument/2006/relationships" xmlns:m="http://schemas.openxmlformats.org/officeDocument/2006/math" xmlns:v="urn:schemas-microsoft-com:vml" xmlns:wp14="http://schemas.microsoft.com/office/word/2010/wordprocessingDrawing" xmlns:wp="http://schemas.openxmlformats.org/drawingml/2006/wordprocessingDrawing" xmlns:w10="urn:schemas-microsoft-com:office:word" xmlns:w="http://schemas.openxmlformats.org/wordprocessingml/2006/main" xmlns:w14="http://schemas.microsoft.com/office/word/2010/wordml" xmlns:w15="http://schemas.microsoft.com/office/word/2012/wordml" xmlns:w16cex="http://schemas.microsoft.com/office/word/2018/wordml/cex" xmlns:w16cid="http://schemas.microsoft.com/office/word/2016/wordml/cid" xmlns:w16="http://schemas.microsoft.com/office/word/2018/wordml" xmlns:w16sdtdh="http://schemas.microsoft.com/office/word/2020/wordml/sdtdatahash" xmlns:w16se="http://schemas.microsoft.com/office/word/2015/wordml/symex" xmlns:wpg="http://schemas.microsoft.com/office/word/2010/wordprocessingGroup" xmlns:wpi="http://schemas.microsoft.com/office/word/2010/wordprocessingInk" xmlns:wne="http://schemas.microsoft.com/office/word/2006/wordml" xmlns:wps="http://schemas.microsoft.com/office/word/2010/wordprocessingShape" mc:Ignorable="w14 w15 w16se w16cid w16 w16cex w16sdtdh wp14">
+<w:hdr xmlns:wpc="http://schemas.microsoft.com/office/word/2010/wordprocessingCanvas" xmlns:cx="http://schemas.microsoft.com/office/drawing/2014/chartex" xmlns:cx1="http://schemas.microsoft.com/office/drawing/2015/9/8/chartex" xmlns:cx2="http://schemas.microsoft.com/office/drawing/2015/10/21/chartex" xmlns:cx3="http://schemas.microsoft.com/office/drawing/2016/5/9/chartex" xmlns:cx4="http://schemas.microsoft.com/office/drawing/2016/5/10/chartex" xmlns:cx5="http://schemas.microsoft.com/office/drawing/2016/5/11/chartex" xmlns:cx6="http://schemas.microsoft.com/office/drawing/2016/5/12/chartex" xmlns:cx7="http://schemas.microsoft.com/office/drawing/2016/5/13/chartex" xmlns:cx8="http://schemas.microsoft.com/office/drawing/2016/5/14/chartex" xmlns:mc="http://schemas.openxmlformats.org/markup-compatibility/2006" xmlns:aink="http://schemas.microsoft.com/office/drawing/2016/ink" xmlns:am3d="http://schemas.microsoft.com/office/drawing/2017/model3d" xmlns:o="urn:schemas-microsoft-com:office:office" xmlns:oel="http://schemas.microsoft.com/office/2019/extlst" xmlns:r="http://schemas.openxmlformats.org/officeDocument/2006/relationships" xmlns:m="http://schemas.openxmlformats.org/officeDocument/2006/math" xmlns:v="urn:schemas-microsoft-com:vml" xmlns:wp14="http://schemas.microsoft.com/office/word/2010/wordprocessingDrawing" xmlns:wp="http://schemas.openxmlformats.org/drawingml/2006/wordprocessingDrawing" xmlns:w10="urn:schemas-microsoft-com:office:word" xmlns:w="http://schemas.openxmlformats.org/wordprocessingml/2006/main" xmlns:w14="http://schemas.microsoft.com/office/word/2010/wordml" xmlns:w15="http://schemas.microsoft.com/office/word/2012/wordml" xmlns:w16cex="http://schemas.microsoft.com/office/word/2018/wordml/cex" xmlns:w16cid="http://schemas.microsoft.com/office/word/2016/wordml/cid" xmlns:w16="http://schemas.microsoft.com/office/word/2018/wordml" xmlns:w16du="http://schemas.microsoft.com/office/word/2023/wordml/word16du" xmlns:w16sdtdh="http://schemas.microsoft.com/office/word/2020/wordml/sdtdatahash" xmlns:w16sdtfl="http://schemas.microsoft.com/office/word/2024/wordml/sdtformatlock" xmlns:w16se="http://schemas.microsoft.com/office/word/2015/wordml/symex" xmlns:wpg="http://schemas.microsoft.com/office/word/2010/wordprocessingGroup" xmlns:wpi="http://schemas.microsoft.com/office/word/2010/wordprocessingInk" xmlns:wne="http://schemas.microsoft.com/office/word/2006/wordml" xmlns:wps="http://schemas.microsoft.com/office/word/2010/wordprocessingShape" mc:Ignorable="w14 w15 w16se w16cid w16 w16cex w16sdtdh w16sdtfl w16du wp14">
   <w:p>
     <w:pPr>
       <w:pStyle w:val="Header"/>
@@ -313,7 +493,7 @@
 </file>
 
 <file path=word/header3.xml><?xml version="1.0" encoding="utf-8"?>
-<w:hdr xmlns:wpc="http://schemas.microsoft.com/office/word/2010/wordprocessingCanvas" xmlns:cx="http://schemas.microsoft.com/office/drawing/2014/chartex" xmlns:cx1="http://schemas.microsoft.com/office/drawing/2015/9/8/chartex" xmlns:cx2="http://schemas.microsoft.com/office/drawing/2015/10/21/chartex" xmlns:cx3="http://schemas.microsoft.com/office/drawing/2016/5/9/chartex" xmlns:cx4="http://schemas.microsoft.com/office/drawing/2016/5/10/chartex" xmlns:cx5="http://schemas.microsoft.com/office/drawing/2016/5/11/chartex" xmlns:cx6="http://schemas.microsoft.com/office/drawing/2016/5/12/chartex" xmlns:cx7="http://schemas.microsoft.com/office/drawing/2016/5/13/chartex" xmlns:cx8="http://schemas.microsoft.com/office/drawing/2016/5/14/chartex" xmlns:mc="http://schemas.openxmlformats.org/markup-compatibility/2006" xmlns:aink="http://schemas.microsoft.com/office/drawing/2016/ink" xmlns:am3d="http://schemas.microsoft.com/office/drawing/2017/model3d" xmlns:o="urn:schemas-microsoft-com:office:office" xmlns:oel="http://schemas.microsoft.com/office/2019/extlst" xmlns:r="http://schemas.openxmlformats.org/officeDocument/2006/relationships" xmlns:m="http://schemas.openxmlformats.org/officeDocument/2006/math" xmlns:v="urn:schemas-microsoft-com:vml" xmlns:wp14="http://schemas.microsoft.com/office/word/2010/wordprocessingDrawing" xmlns:wp="http://schemas.openxmlformats.org/drawingml/2006/wordprocessingDrawing" xmlns:w10="urn:schemas-microsoft-com:office:word" xmlns:w="http://schemas.openxmlformats.org/wordprocessingml/2006/main" xmlns:w14="http://schemas.microsoft.com/office/word/2010/wordml" xmlns:w15="http://schemas.microsoft.com/office/word/2012/wordml" xmlns:w16cex="http://schemas.microsoft.com/office/word/2018/wordml/cex" xmlns:w16cid="http://schemas.microsoft.com/office/word/2016/wordml/cid" xmlns:w16="http://schemas.microsoft.com/office/word/2018/wordml" xmlns:w16sdtdh="http://schemas.microsoft.com/office/word/2020/wordml/sdtdatahash" xmlns:w16se="http://schemas.microsoft.com/office/word/2015/wordml/symex" xmlns:wpg="http://schemas.microsoft.com/office/word/2010/wordprocessingGroup" xmlns:wpi="http://schemas.microsoft.com/office/word/2010/wordprocessingInk" xmlns:wne="http://schemas.microsoft.com/office/word/2006/wordml" xmlns:wps="http://schemas.microsoft.com/office/word/2010/wordprocessingShape" mc:Ignorable="w14 w15 w16se w16cid w16 w16cex w16sdtdh wp14">
+<w:hdr xmlns:wpc="http://schemas.microsoft.com/office/word/2010/wordprocessingCanvas" xmlns:cx="http://schemas.microsoft.com/office/drawing/2014/chartex" xmlns:cx1="http://schemas.microsoft.com/office/drawing/2015/9/8/chartex" xmlns:cx2="http://schemas.microsoft.com/office/drawing/2015/10/21/chartex" xmlns:cx3="http://schemas.microsoft.com/office/drawing/2016/5/9/chartex" xmlns:cx4="http://schemas.microsoft.com/office/drawing/2016/5/10/chartex" xmlns:cx5="http://schemas.microsoft.com/office/drawing/2016/5/11/chartex" xmlns:cx6="http://schemas.microsoft.com/office/drawing/2016/5/12/chartex" xmlns:cx7="http://schemas.microsoft.com/office/drawing/2016/5/13/chartex" xmlns:cx8="http://schemas.microsoft.com/office/drawing/2016/5/14/chartex" xmlns:mc="http://schemas.openxmlformats.org/markup-compatibility/2006" xmlns:aink="http://schemas.microsoft.com/office/drawing/2016/ink" xmlns:am3d="http://schemas.microsoft.com/office/drawing/2017/model3d" xmlns:o="urn:schemas-microsoft-com:office:office" xmlns:oel="http://schemas.microsoft.com/office/2019/extlst" xmlns:r="http://schemas.openxmlformats.org/officeDocument/2006/relationships" xmlns:m="http://schemas.openxmlformats.org/officeDocument/2006/math" xmlns:v="urn:schemas-microsoft-com:vml" xmlns:wp14="http://schemas.microsoft.com/office/word/2010/wordprocessingDrawing" xmlns:wp="http://schemas.openxmlformats.org/drawingml/2006/wordprocessingDrawing" xmlns:w10="urn:schemas-microsoft-com:office:word" xmlns:w="http://schemas.openxmlformats.org/wordprocessingml/2006/main" xmlns:w14="http://schemas.microsoft.com/office/word/2010/wordml" xmlns:w15="http://schemas.microsoft.com/office/word/2012/wordml" xmlns:w16cex="http://schemas.microsoft.com/office/word/2018/wordml/cex" xmlns:w16cid="http://schemas.microsoft.com/office/word/2016/wordml/cid" xmlns:w16="http://schemas.microsoft.com/office/word/2018/wordml" xmlns:w16du="http://schemas.microsoft.com/office/word/2023/wordml/word16du" xmlns:w16sdtdh="http://schemas.microsoft.com/office/word/2020/wordml/sdtdatahash" xmlns:w16sdtfl="http://schemas.microsoft.com/office/word/2024/wordml/sdtformatlock" xmlns:w16se="http://schemas.microsoft.com/office/word/2015/wordml/symex" xmlns:wpg="http://schemas.microsoft.com/office/word/2010/wordprocessingGroup" xmlns:wpi="http://schemas.microsoft.com/office/word/2010/wordprocessingInk" xmlns:wne="http://schemas.microsoft.com/office/word/2006/wordml" xmlns:wps="http://schemas.microsoft.com/office/word/2010/wordprocessingShape" mc:Ignorable="w14 w15 w16se w16cid w16 w16cex w16sdtdh w16sdtfl w16du wp14">
   <w:p>
     <w:pPr>
       <w:pStyle w:val="Header"/>
@@ -322,7 +502,7 @@
     <w:r>
       <w:tab/>
       <w:tab/>
-      <w:t>2026-06-17</w:t>
+      <w:t>2026-06-18</w:t>
       <w:br/>
       <w:br/>
     </w:r>
@@ -335,7 +515,7 @@
 </file>
 
 <file path=word/numbering.xml><?xml version="1.0" encoding="utf-8"?>
-<w:numbering xmlns:wpc="http://schemas.microsoft.com/office/word/2010/wordprocessingCanvas" xmlns:cx="http://schemas.microsoft.com/office/drawing/2014/chartex" xmlns:cx1="http://schemas.microsoft.com/office/drawing/2015/9/8/chartex" xmlns:cx2="http://schemas.microsoft.com/office/drawing/2015/10/21/chartex" xmlns:cx3="http://schemas.microsoft.com/office/drawing/2016/5/9/chartex" xmlns:cx4="http://schemas.microsoft.com/office/drawing/2016/5/10/chartex" xmlns:cx5="http://schemas.microsoft.com/office/drawing/2016/5/11/chartex" xmlns:cx6="http://schemas.microsoft.com/office/drawing/2016/5/12/chartex" xmlns:cx7="http://schemas.microsoft.com/office/drawing/2016/5/13/chartex" xmlns:cx8="http://schemas.microsoft.com/office/drawing/2016/5/14/chartex" xmlns:mc="http://schemas.openxmlformats.org/markup-compatibility/2006" xmlns:aink="http://schemas.microsoft.com/office/drawing/2016/ink" xmlns:am3d="http://schemas.microsoft.com/office/drawing/2017/model3d" xmlns:o="urn:schemas-microsoft-com:office:office" xmlns:oel="http://schemas.microsoft.com/office/2019/extlst" xmlns:r="http://schemas.openxmlformats.org/officeDocument/2006/relationships" xmlns:m="http://schemas.openxmlformats.org/officeDocument/2006/math" xmlns:v="urn:schemas-microsoft-com:vml" xmlns:wp14="http://schemas.microsoft.com/office/word/2010/wordprocessingDrawing" xmlns:wp="http://schemas.openxmlformats.org/drawingml/2006/wordprocessingDrawing" xmlns:w10="urn:schemas-microsoft-com:office:word" xmlns:w="http://schemas.openxmlformats.org/wordprocessingml/2006/main" xmlns:w14="http://schemas.microsoft.com/office/word/2010/wordml" xmlns:w15="http://schemas.microsoft.com/office/word/2012/wordml" xmlns:w16cex="http://schemas.microsoft.com/office/word/2018/wordml/cex" xmlns:w16cid="http://schemas.microsoft.com/office/word/2016/wordml/cid" xmlns:w16="http://schemas.microsoft.com/office/word/2018/wordml" xmlns:w16sdtdh="http://schemas.microsoft.com/office/word/2020/wordml/sdtdatahash" xmlns:w16se="http://schemas.microsoft.com/office/word/2015/wordml/symex" xmlns:wpg="http://schemas.microsoft.com/office/word/2010/wordprocessingGroup" xmlns:wpi="http://schemas.microsoft.com/office/word/2010/wordprocessingInk" xmlns:wne="http://schemas.microsoft.com/office/word/2006/wordml" xmlns:wps="http://schemas.microsoft.com/office/word/2010/wordprocessingShape" mc:Ignorable="w14 w15 w16se w16cid w16 w16cex w16sdtdh wp14">
+<w:numbering xmlns:wpc="http://schemas.microsoft.com/office/word/2010/wordprocessingCanvas" xmlns:cx="http://schemas.microsoft.com/office/drawing/2014/chartex" xmlns:cx1="http://schemas.microsoft.com/office/drawing/2015/9/8/chartex" xmlns:cx2="http://schemas.microsoft.com/office/drawing/2015/10/21/chartex" xmlns:cx3="http://schemas.microsoft.com/office/drawing/2016/5/9/chartex" xmlns:cx4="http://schemas.microsoft.com/office/drawing/2016/5/10/chartex" xmlns:cx5="http://schemas.microsoft.com/office/drawing/2016/5/11/chartex" xmlns:cx6="http://schemas.microsoft.com/office/drawing/2016/5/12/chartex" xmlns:cx7="http://schemas.microsoft.com/office/drawing/2016/5/13/chartex" xmlns:cx8="http://schemas.microsoft.com/office/drawing/2016/5/14/chartex" xmlns:mc="http://schemas.openxmlformats.org/markup-compatibility/2006" xmlns:aink="http://schemas.microsoft.com/office/drawing/2016/ink" xmlns:am3d="http://schemas.microsoft.com/office/drawing/2017/model3d" xmlns:o="urn:schemas-microsoft-com:office:office" xmlns:oel="http://schemas.microsoft.com/office/2019/extlst" xmlns:r="http://schemas.openxmlformats.org/officeDocument/2006/relationships" xmlns:m="http://schemas.openxmlformats.org/officeDocument/2006/math" xmlns:v="urn:schemas-microsoft-com:vml" xmlns:wp14="http://schemas.microsoft.com/office/word/2010/wordprocessingDrawing" xmlns:wp="http://schemas.openxmlformats.org/drawingml/2006/wordprocessingDrawing" xmlns:w10="urn:schemas-microsoft-com:office:word" xmlns:w="http://schemas.openxmlformats.org/wordprocessingml/2006/main" xmlns:w14="http://schemas.microsoft.com/office/word/2010/wordml" xmlns:w15="http://schemas.microsoft.com/office/word/2012/wordml" xmlns:w16cex="http://schemas.microsoft.com/office/word/2018/wordml/cex" xmlns:w16cid="http://schemas.microsoft.com/office/word/2016/wordml/cid" xmlns:w16="http://schemas.microsoft.com/office/word/2018/wordml" xmlns:w16du="http://schemas.microsoft.com/office/word/2023/wordml/word16du" xmlns:w16sdtdh="http://schemas.microsoft.com/office/word/2020/wordml/sdtdatahash" xmlns:w16sdtfl="http://schemas.microsoft.com/office/word/2024/wordml/sdtformatlock" xmlns:w16se="http://schemas.microsoft.com/office/word/2015/wordml/symex" xmlns:wpg="http://schemas.microsoft.com/office/word/2010/wordprocessingGroup" xmlns:wpi="http://schemas.microsoft.com/office/word/2010/wordprocessingInk" xmlns:wne="http://schemas.microsoft.com/office/word/2006/wordml" xmlns:wps="http://schemas.microsoft.com/office/word/2010/wordprocessingShape" mc:Ignorable="w14 w15 w16se w16cid w16 w16cex w16sdtdh w16sdtfl w16du wp14">
   <w:abstractNum w:abstractNumId="0" w15:restartNumberingAfterBreak="0">
     <w:nsid w:val="FFFFFF7C"/>
     <w:multiLevelType w:val="singleLevel"/>
@@ -538,7 +718,7 @@
 </file>
 
 <file path=word/styles.xml><?xml version="1.0" encoding="utf-8"?>
-<w:styles xmlns:mc="http://schemas.openxmlformats.org/markup-compatibility/2006" xmlns:r="http://schemas.openxmlformats.org/officeDocument/2006/relationships" xmlns:w="http://schemas.openxmlformats.org/wordprocessingml/2006/main" xmlns:w14="http://schemas.microsoft.com/office/word/2010/wordml" xmlns:w15="http://schemas.microsoft.com/office/word/2012/wordml" xmlns:w16cex="http://schemas.microsoft.com/office/word/2018/wordml/cex" xmlns:w16cid="http://schemas.microsoft.com/office/word/2016/wordml/cid" xmlns:w16="http://schemas.microsoft.com/office/word/2018/wordml" xmlns:w16sdtdh="http://schemas.microsoft.com/office/word/2020/wordml/sdtdatahash" xmlns:w16se="http://schemas.microsoft.com/office/word/2015/wordml/symex" mc:Ignorable="w14 w15 w16se w16cid w16 w16cex w16sdtdh">
+<w:styles xmlns:mc="http://schemas.openxmlformats.org/markup-compatibility/2006" xmlns:r="http://schemas.openxmlformats.org/officeDocument/2006/relationships" xmlns:w="http://schemas.openxmlformats.org/wordprocessingml/2006/main" xmlns:w14="http://schemas.microsoft.com/office/word/2010/wordml" xmlns:w15="http://schemas.microsoft.com/office/word/2012/wordml" xmlns:w16cex="http://schemas.microsoft.com/office/word/2018/wordml/cex" xmlns:w16cid="http://schemas.microsoft.com/office/word/2016/wordml/cid" xmlns:w16="http://schemas.microsoft.com/office/word/2018/wordml" xmlns:w16du="http://schemas.microsoft.com/office/word/2023/wordml/word16du" xmlns:w16sdtdh="http://schemas.microsoft.com/office/word/2020/wordml/sdtdatahash" xmlns:w16sdtfl="http://schemas.microsoft.com/office/word/2024/wordml/sdtformatlock" xmlns:w16se="http://schemas.microsoft.com/office/word/2015/wordml/symex" mc:Ignorable="w14 w15 w16se w16cid w16 w16cex w16sdtdh w16sdtfl w16du">
   <w:docDefaults>
     <w:rPrDefault>
       <w:rPr>
@@ -1296,7 +1476,7 @@
     <w:link w:val="TitleChar"/>
     <w:uiPriority w:val="10"/>
     <w:qFormat/>
-    <w:rsid w:val="007106C8"/>
+    <w:rsid w:val="00E854FA"/>
     <w:pPr>
       <w:spacing w:after="300" w:line="240" w:lineRule="auto"/>
       <w:contextualSpacing/>
@@ -1306,7 +1486,7 @@
       <w:rFonts w:eastAsiaTheme="majorEastAsia" w:cstheme="majorBidi"/>
       <w:spacing w:val="5"/>
       <w:kern w:val="28"/>
-      <w:sz w:val="52"/>
+      <w:sz w:val="40"/>
       <w:szCs w:val="52"/>
       <w:lang w:val="sv-SE" w:eastAsia="en-US" w:bidi="ar-SA"/>
     </w:rPr>
@@ -1316,12 +1496,12 @@
     <w:basedOn w:val="DefaultParagraphFont"/>
     <w:link w:val="Title"/>
     <w:uiPriority w:val="10"/>
-    <w:rsid w:val="007106C8"/>
+    <w:rsid w:val="00E854FA"/>
     <w:rPr>
       <w:rFonts w:ascii="Times New Roman" w:eastAsiaTheme="majorEastAsia" w:hAnsi="Times New Roman" w:cstheme="majorBidi"/>
       <w:spacing w:val="5"/>
       <w:kern w:val="28"/>
-      <w:sz w:val="52"/>
+      <w:sz w:val="40"/>
       <w:szCs w:val="52"/>
       <w:lang w:val="sv-SE" w:eastAsia="en-US" w:bidi="ar-SA"/>
     </w:rPr>

--- a/tillsyn/A 3509-2026 tillsynsbegäran.docx
+++ b/tillsyn/A 3509-2026 tillsynsbegäran.docx
@@ -502,7 +502,7 @@
     <w:r>
       <w:tab/>
       <w:tab/>
-      <w:t>2026-06-18</w:t>
+      <w:t>2026-06-19</w:t>
       <w:br/>
       <w:br/>
     </w:r>

--- a/tillsyn/A 3509-2026 tillsynsbegäran.docx
+++ b/tillsyn/A 3509-2026 tillsynsbegäran.docx
@@ -502,7 +502,7 @@
     <w:r>
       <w:tab/>
       <w:tab/>
-      <w:t>2026-06-19</w:t>
+      <w:t>2026-06-20</w:t>
       <w:br/>
       <w:br/>
     </w:r>

--- a/tillsyn/A 3509-2026 tillsynsbegäran.docx
+++ b/tillsyn/A 3509-2026 tillsynsbegäran.docx
@@ -12,10 +12,7 @@
     </w:p>
     <w:p>
       <w:r>
-        <w:t>Detta dokument behandlar höga naturvärden i avverkningsanmälan A 3509-2026 i Jokkmokks kommun som inkom 2026-01-20 och omfattar 4,5 ha.</w:t>
-      </w:r>
-      <w:r>
-        <w:t xml:space="preserve"> I Figur 1 visas fyndplatser för naturvårdsarter i området, som finns registrerade på Artportalen.</w:t>
+        <w:t>Denna tillsynsbegäran behandlar höga naturvärden i avverkningsanmälan A 3509-2026 i Jokkmokks kommun som inkom 2026-01-20 och omfattar 4,5 ha.</w:t>
       </w:r>
     </w:p>
     <w:p>
@@ -63,7 +60,20 @@
         <w:spacing w:after="240"/>
       </w:pPr>
       <w:r>
-        <w:t>Figur 1. Fyndplatser för naturvårdsarter i avverkningsanmälan (röd linje). Inom parentes anges rödlistekategorier, S för signalarter, Tför typiska arter och fridlysningsparagrafer i artskyddsförordningen.Markörer utan svart kant är placerade på fyndplatsen. Markörer med svart kant är placerade vid sidan av fyndplatsen och har ett svart streck som visar fyndplatsens exakta position. Kartans mittpunktskoordinat är N 7397477, E 682353 i SWEREF 99 TM.</w:t>
+        <w:t>Figur 1. Fyndplatser för naturvårdsarter i avverkningsanmälan. Markörer utan svart kant är placerade på fyndplatsen. Markörer med svart kant är placerade vid sidan av fyndplatsen har ett svart streck som visar fyndplatsens exakta position. Kartans mittpunktskoordinat är N 7397477, E 682353 i SWEREF 99 TM.</w:t>
+      </w:r>
+    </w:p>
+    <w:p>
+      <w:r>
+        <w:t>I avverkningsanmälan finns fynd av 8 naturvårdsarter, varav 7 är rödlistade, 1 är fridlyst och 4 är typiska (T): blanksvart spiklav (NT), blågrå svartspik (NT), knottrig blåslav (NT, T), mörk kolflarnlav (NT), talltagel (NT, T), vedflamlav (NT), vedskivlav (NT, T) och tjäder (T, §4). Se Figur 1.</w:t>
+      </w:r>
+    </w:p>
+    <w:p>
+      <w:pPr>
+        <w:pStyle w:val="Heading1"/>
+      </w:pPr>
+      <w:r>
+        <w:t>Tillsynsbegäran</w:t>
       </w:r>
     </w:p>
     <w:p>
@@ -77,95 +87,16 @@
       </w:r>
     </w:p>
     <w:p>
-      <w:r>
-        <w:t>Nedan beskrivs fynd av naturvårdsarter och fridlysta arter som gjorts i det avverkningsanmälda området. I BILAGA 1 finns artfakta om fridlysta arter.</w:t>
-      </w:r>
-    </w:p>
-    <w:p>
       <w:pPr>
         <w:pStyle w:val="Heading1"/>
       </w:pPr>
       <w:r>
-        <w:t>Naturvårdsarter</w:t>
+        <w:t>Naturvårdsarter och fridlysta arter</w:t>
       </w:r>
     </w:p>
     <w:p>
       <w:r>
-        <w:t>I avverkningsanmälan har följande 8 naturvårdsarter hittats: blanksvart spiklav (NT), blågrå svartspik (NT), knottrig blåslav (NT, T), mörk kolflarnlav (NT), talltagel (NT, T), vedflamlav (NT), vedskivlav (NT, T) och tjäder (T, §4). Av dessa är 7 rödlistade. För rödlistade arter har rödlistekategorin angivits inom parentes. Typiska arter inom Natura 2000 som är kopplade till skogsekosystem har markerats med (T). För fridlysta arter anges även paragrafen i Artskyddsförordningen som arten är fridlyst enligt.</w:t>
-      </w:r>
-    </w:p>
-    <w:p>
-      <w:r>
-        <w:t>De påträffade naturvårdsarterna är ett tydligt kvitto på att det rör sig om en skog med höga naturvärden.</w:t>
-      </w:r>
-    </w:p>
-    <w:p>
-      <w:pPr>
-        <w:pStyle w:val="Heading2"/>
-      </w:pPr>
-      <w:r>
-        <w:t>Fridlysta arter</w:t>
-      </w:r>
-    </w:p>
-    <w:p>
-      <w:r>
-        <w:t>Följande fridlysta arter har sina livsmiljöer och växtplatser i den avverkningsanmälda skogen: tjäder (T, §4).</w:t>
-      </w:r>
-    </w:p>
-    <w:p>
-      <w:r>
-        <w:t xml:space="preserve">Observera att medlemsländerna är skyldiga att agera i enlighet med EU:s fågeldirektiv där det uttryckligen står att direktivet gäller för fåglar samt för deras ägg, bon och </w:t>
-      </w:r>
-      <w:r>
-        <w:rPr>
-          <w:b/>
-        </w:rPr>
-        <w:t xml:space="preserve">livsmiljöer </w:t>
-      </w:r>
-      <w:r>
-        <w:t>(artikel 1). Vidare att de åtgärder som vidtas inte får leda till en försämring av den nuvarande situationen beträffande bevarandet av de fågelarter som avses i artikel 1 (artikel 13). Fågeldirektivet är styrande för tillsynsansvariga myndigheters ärendehantering, ställningstaganden och beslutsfattande.</w:t>
-      </w:r>
-    </w:p>
-    <w:p>
-      <w:r>
-        <w:rPr>
-          <w:b/>
-        </w:rPr>
-        <w:t>Tjäder (§4)</w:t>
-      </w:r>
-      <w:r>
-        <w:t xml:space="preserve"> omfattas av bilaga 1 och 2 EU:s fågeldirektiv och är typisk art för </w:t>
-      </w:r>
-      <w:r>
-        <w:rPr>
-          <w:i/>
-        </w:rPr>
-        <w:t xml:space="preserve">9010 Taiga </w:t>
-      </w:r>
-      <w:r>
-        <w:t xml:space="preserve">och </w:t>
-      </w:r>
-      <w:r>
-        <w:rPr>
-          <w:i/>
-        </w:rPr>
-        <w:t>9740 Skogsbevuxen myr</w:t>
-      </w:r>
-      <w:r>
-        <w:t>. Tjädern är en utpräglad skogsfågel knuten till större sammanhängande barrskogsområden. Tupparna och hönorna utnyttjar till viss del olika miljöer, och habitatvalet varierar dessutom mellan olika delar av året. För att det ska finnas livskraftiga tjäderbestånd krävs funktionella skogslandskap med en blandning av uppvuxen, gles och luckig skog, täta sumpskogar, myrar och andra små våtmarker. Arten försvinner när skogen fragmenteras och den sammanlagda arealen hyggen och andra öppna områden blir för stor. Ett småskaligt och försiktigt virkesuttag genom hyggesfria metoder kan i vissa fall vara möjligt i området inom 200 m från lekcentrum. Längre ut från lekcentrum, inom 200–500 m bör den avverkade ytan inte överskrida 1 hektar för att undvika alltför stora och snabba förändringar (Skogsstyrelsen, 2019; SLU Artdatabanken, 2024).</w:t>
-      </w:r>
-    </w:p>
-    <w:p>
-      <w:r>
-        <w:t>I BILAGA 1 finns mer detaljerad information om ekologi samt krav på livsmiljö hos fridlysta arter.</w:t>
-      </w:r>
-    </w:p>
-    <w:p>
-      <w:pPr>
-        <w:pStyle w:val="Heading2"/>
-      </w:pPr>
-      <w:r>
-        <w:t>Övriga naturvårdsarter</w:t>
+        <w:t>Nedan följer beskrivningar av de naturvårdsarter och fridlysta arter som har sina livsmiljöer och växtplatser i den avverkningsanmälda skogen. Se även ytterligare artfakta i BILAGA 1. De påträffade naturvårdsarterna är ett tydligt kvitto på att det rör sig om en skog med höga naturvärden.</w:t>
       </w:r>
     </w:p>
     <w:p>
@@ -290,6 +221,57 @@
       </w:r>
       <w:r>
         <w:t xml:space="preserve"> (SLU Artdatabanken, 2024).</w:t>
+      </w:r>
+    </w:p>
+    <w:p>
+      <w:r>
+        <w:rPr>
+          <w:b/>
+        </w:rPr>
+        <w:t>Tjäder (§4)</w:t>
+      </w:r>
+      <w:r>
+        <w:t xml:space="preserve"> omfattas av bilaga 1 och 2 EU:s fågeldirektiv och är typisk art för </w:t>
+      </w:r>
+      <w:r>
+        <w:rPr>
+          <w:i/>
+        </w:rPr>
+        <w:t xml:space="preserve">9010 Taiga </w:t>
+      </w:r>
+      <w:r>
+        <w:t xml:space="preserve">och </w:t>
+      </w:r>
+      <w:r>
+        <w:rPr>
+          <w:i/>
+        </w:rPr>
+        <w:t>9740 Skogsbevuxen myr</w:t>
+      </w:r>
+      <w:r>
+        <w:t>. Tjädern är en utpräglad skogsfågel knuten till större sammanhängande barrskogsområden. Tupparna och hönorna utnyttjar till viss del olika miljöer, och habitatvalet varierar dessutom mellan olika delar av året. För att det ska finnas livskraftiga tjäderbestånd krävs funktionella skogslandskap med en blandning av uppvuxen, gles och luckig skog, täta sumpskogar, myrar och andra små våtmarker. Arten försvinner när skogen fragmenteras och den sammanlagda arealen hyggen och andra öppna områden blir för stor. Ett småskaligt och försiktigt virkesuttag genom hyggesfria metoder kan i vissa fall vara möjligt i området inom 200 m från lekcentrum. Längre ut från lekcentrum, inom 200–500 m bör den avverkade ytan inte överskrida 1 hektar för att undvika alltför stora och snabba förändringar (Skogsstyrelsen, 2019; SLU Artdatabanken, 2024).</w:t>
+      </w:r>
+    </w:p>
+    <w:p>
+      <w:pPr>
+        <w:pStyle w:val="Heading1"/>
+      </w:pPr>
+      <w:r>
+        <w:t>EU:s fågeldirektiv</w:t>
+      </w:r>
+    </w:p>
+    <w:p>
+      <w:r>
+        <w:t xml:space="preserve">Europeiska unionens medlemsländer är skyldiga att agera i enlighet med EU:s fågeldirektiv där det uttryckligen står att direktivet gäller för fåglar samt för deras ägg, bon och </w:t>
+      </w:r>
+      <w:r>
+        <w:rPr>
+          <w:b/>
+        </w:rPr>
+        <w:t xml:space="preserve">livsmiljöer </w:t>
+      </w:r>
+      <w:r>
+        <w:t>(artikel 1). Vidare att de åtgärder som vidtas inte får leda till en försämring av den nuvarande situationen beträffande bevarandet av de fågelarter som avses i artikel 1 (artikel 13). Fågeldirektivet är styrande för tillsynsansvariga myndigheters ärendehantering, ställningstaganden och beslutsfattande.</w:t>
       </w:r>
     </w:p>
     <w:p>
@@ -502,7 +484,7 @@
     <w:r>
       <w:tab/>
       <w:tab/>
-      <w:t>2026-06-20</w:t>
+      <w:t>2026-06-21</w:t>
       <w:br/>
       <w:br/>
     </w:r>

--- a/tillsyn/A 3509-2026 tillsynsbegäran.docx
+++ b/tillsyn/A 3509-2026 tillsynsbegäran.docx
@@ -484,7 +484,7 @@
     <w:r>
       <w:tab/>
       <w:tab/>
-      <w:t>2026-06-21</w:t>
+      <w:t>2026-06-22</w:t>
       <w:br/>
       <w:br/>
     </w:r>

--- a/tillsyn/A 3509-2026 tillsynsbegäran.docx
+++ b/tillsyn/A 3509-2026 tillsynsbegäran.docx
@@ -484,7 +484,7 @@
     <w:r>
       <w:tab/>
       <w:tab/>
-      <w:t>2026-06-22</w:t>
+      <w:t>2026-06-23</w:t>
       <w:br/>
       <w:br/>
     </w:r>

--- a/tillsyn/A 3509-2026 tillsynsbegäran.docx
+++ b/tillsyn/A 3509-2026 tillsynsbegäran.docx
@@ -484,7 +484,7 @@
     <w:r>
       <w:tab/>
       <w:tab/>
-      <w:t>2026-06-23</w:t>
+      <w:t>2026-06-24</w:t>
       <w:br/>
       <w:br/>
     </w:r>

--- a/tillsyn/A 3509-2026 tillsynsbegäran.docx
+++ b/tillsyn/A 3509-2026 tillsynsbegäran.docx
@@ -484,7 +484,7 @@
     <w:r>
       <w:tab/>
       <w:tab/>
-      <w:t>2026-06-24</w:t>
+      <w:t>2026-06-25</w:t>
       <w:br/>
       <w:br/>
     </w:r>

--- a/tillsyn/A 3509-2026 tillsynsbegäran.docx
+++ b/tillsyn/A 3509-2026 tillsynsbegäran.docx
@@ -484,7 +484,7 @@
     <w:r>
       <w:tab/>
       <w:tab/>
-      <w:t>2026-06-25</w:t>
+      <w:t>2026-06-26</w:t>
       <w:br/>
       <w:br/>
     </w:r>

--- a/tillsyn/A 3509-2026 tillsynsbegäran.docx
+++ b/tillsyn/A 3509-2026 tillsynsbegäran.docx
@@ -484,7 +484,7 @@
     <w:r>
       <w:tab/>
       <w:tab/>
-      <w:t>2026-06-26</w:t>
+      <w:t>2026-06-27</w:t>
       <w:br/>
       <w:br/>
     </w:r>

--- a/tillsyn/A 3509-2026 tillsynsbegäran.docx
+++ b/tillsyn/A 3509-2026 tillsynsbegäran.docx
@@ -484,7 +484,7 @@
     <w:r>
       <w:tab/>
       <w:tab/>
-      <w:t>2026-06-27</w:t>
+      <w:t>2026-06-28</w:t>
       <w:br/>
       <w:br/>
     </w:r>

--- a/tillsyn/A 3509-2026 tillsynsbegäran.docx
+++ b/tillsyn/A 3509-2026 tillsynsbegäran.docx
@@ -484,7 +484,7 @@
     <w:r>
       <w:tab/>
       <w:tab/>
-      <w:t>2026-06-28</w:t>
+      <w:t>2026-06-29</w:t>
       <w:br/>
       <w:br/>
     </w:r>

--- a/tillsyn/A 3509-2026 tillsynsbegäran.docx
+++ b/tillsyn/A 3509-2026 tillsynsbegäran.docx
@@ -484,7 +484,7 @@
     <w:r>
       <w:tab/>
       <w:tab/>
-      <w:t>2026-06-29</w:t>
+      <w:t>2026-06-30</w:t>
       <w:br/>
       <w:br/>
     </w:r>

--- a/tillsyn/A 3509-2026 tillsynsbegäran.docx
+++ b/tillsyn/A 3509-2026 tillsynsbegäran.docx
@@ -484,7 +484,7 @@
     <w:r>
       <w:tab/>
       <w:tab/>
-      <w:t>2026-06-30</w:t>
+      <w:t>2026-07-01</w:t>
       <w:br/>
       <w:br/>
     </w:r>

--- a/tillsyn/A 3509-2026 tillsynsbegäran.docx
+++ b/tillsyn/A 3509-2026 tillsynsbegäran.docx
@@ -484,7 +484,7 @@
     <w:r>
       <w:tab/>
       <w:tab/>
-      <w:t>2026-07-01</w:t>
+      <w:t>2026-07-02</w:t>
       <w:br/>
       <w:br/>
     </w:r>

--- a/tillsyn/A 3509-2026 tillsynsbegäran.docx
+++ b/tillsyn/A 3509-2026 tillsynsbegäran.docx
@@ -484,7 +484,7 @@
     <w:r>
       <w:tab/>
       <w:tab/>
-      <w:t>2026-07-13</w:t>
+      <w:t>2026-07-14</w:t>
       <w:br/>
       <w:br/>
     </w:r>

--- a/tillsyn/A 3509-2026 tillsynsbegäran.docx
+++ b/tillsyn/A 3509-2026 tillsynsbegäran.docx
@@ -484,7 +484,7 @@
     <w:r>
       <w:tab/>
       <w:tab/>
-      <w:t>2026-07-14</w:t>
+      <w:t>2026-07-15</w:t>
       <w:br/>
       <w:br/>
     </w:r>

--- a/tillsyn/A 3509-2026 tillsynsbegäran.docx
+++ b/tillsyn/A 3509-2026 tillsynsbegäran.docx
@@ -484,7 +484,7 @@
     <w:r>
       <w:tab/>
       <w:tab/>
-      <w:t>2026-07-15</w:t>
+      <w:t>2026-07-16</w:t>
       <w:br/>
       <w:br/>
     </w:r>

--- a/tillsyn/A 3509-2026 tillsynsbegäran.docx
+++ b/tillsyn/A 3509-2026 tillsynsbegäran.docx
@@ -484,7 +484,7 @@
     <w:r>
       <w:tab/>
       <w:tab/>
-      <w:t>2026-07-16</w:t>
+      <w:t>2026-07-17</w:t>
       <w:br/>
       <w:br/>
     </w:r>

--- a/tillsyn/A 3509-2026 tillsynsbegäran.docx
+++ b/tillsyn/A 3509-2026 tillsynsbegäran.docx
@@ -484,7 +484,7 @@
     <w:r>
       <w:tab/>
       <w:tab/>
-      <w:t>2026-07-17</w:t>
+      <w:t>2026-07-18</w:t>
       <w:br/>
       <w:br/>
     </w:r>

--- a/tillsyn/A 3509-2026 tillsynsbegäran.docx
+++ b/tillsyn/A 3509-2026 tillsynsbegäran.docx
@@ -484,7 +484,7 @@
     <w:r>
       <w:tab/>
       <w:tab/>
-      <w:t>2026-07-18</w:t>
+      <w:t>2026-07-19</w:t>
       <w:br/>
       <w:br/>
     </w:r>

--- a/tillsyn/A 3509-2026 tillsynsbegäran.docx
+++ b/tillsyn/A 3509-2026 tillsynsbegäran.docx
@@ -484,7 +484,7 @@
     <w:r>
       <w:tab/>
       <w:tab/>
-      <w:t>2026-07-19</w:t>
+      <w:t>2026-07-20</w:t>
       <w:br/>
       <w:br/>
     </w:r>

--- a/tillsyn/A 3509-2026 tillsynsbegäran.docx
+++ b/tillsyn/A 3509-2026 tillsynsbegäran.docx
@@ -484,7 +484,7 @@
     <w:r>
       <w:tab/>
       <w:tab/>
-      <w:t>2026-07-20</w:t>
+      <w:t>2026-07-21</w:t>
       <w:br/>
       <w:br/>
     </w:r>

--- a/tillsyn/A 3509-2026 tillsynsbegäran.docx
+++ b/tillsyn/A 3509-2026 tillsynsbegäran.docx
@@ -484,7 +484,7 @@
     <w:r>
       <w:tab/>
       <w:tab/>
-      <w:t>2026-07-21</w:t>
+      <w:t>2026-07-22</w:t>
       <w:br/>
       <w:br/>
     </w:r>

--- a/tillsyn/A 3509-2026 tillsynsbegäran.docx
+++ b/tillsyn/A 3509-2026 tillsynsbegäran.docx
@@ -484,7 +484,7 @@
     <w:r>
       <w:tab/>
       <w:tab/>
-      <w:t>2026-07-22</w:t>
+      <w:t>2026-07-23</w:t>
       <w:br/>
       <w:br/>
     </w:r>

--- a/tillsyn/A 3509-2026 tillsynsbegäran.docx
+++ b/tillsyn/A 3509-2026 tillsynsbegäran.docx
@@ -484,7 +484,7 @@
     <w:r>
       <w:tab/>
       <w:tab/>
-      <w:t>2026-07-23</w:t>
+      <w:t>2026-07-24</w:t>
       <w:br/>
       <w:br/>
     </w:r>

--- a/tillsyn/A 3509-2026 tillsynsbegäran.docx
+++ b/tillsyn/A 3509-2026 tillsynsbegäran.docx
@@ -484,7 +484,7 @@
     <w:r>
       <w:tab/>
       <w:tab/>
-      <w:t>2026-07-24</w:t>
+      <w:t>2026-07-25</w:t>
       <w:br/>
       <w:br/>
     </w:r>

--- a/tillsyn/A 3509-2026 tillsynsbegäran.docx
+++ b/tillsyn/A 3509-2026 tillsynsbegäran.docx
@@ -484,7 +484,7 @@
     <w:r>
       <w:tab/>
       <w:tab/>
-      <w:t>2026-07-25</w:t>
+      <w:t>2026-07-26</w:t>
       <w:br/>
       <w:br/>
     </w:r>

--- a/tillsyn/A 3509-2026 tillsynsbegäran.docx
+++ b/tillsyn/A 3509-2026 tillsynsbegäran.docx
@@ -484,7 +484,7 @@
     <w:r>
       <w:tab/>
       <w:tab/>
-      <w:t>2026-07-26</w:t>
+      <w:t>2026-07-27</w:t>
       <w:br/>
       <w:br/>
     </w:r>

--- a/tillsyn/A 3509-2026 tillsynsbegäran.docx
+++ b/tillsyn/A 3509-2026 tillsynsbegäran.docx
@@ -484,7 +484,7 @@
     <w:r>
       <w:tab/>
       <w:tab/>
-      <w:t>2026-07-27</w:t>
+      <w:t>2026-07-28</w:t>
       <w:br/>
       <w:br/>
     </w:r>

--- a/tillsyn/A 3509-2026 tillsynsbegäran.docx
+++ b/tillsyn/A 3509-2026 tillsynsbegäran.docx
@@ -484,7 +484,7 @@
     <w:r>
       <w:tab/>
       <w:tab/>
-      <w:t>2026-07-28</w:t>
+      <w:t>2026-07-29</w:t>
       <w:br/>
       <w:br/>
     </w:r>

--- a/tillsyn/A 3509-2026 tillsynsbegäran.docx
+++ b/tillsyn/A 3509-2026 tillsynsbegäran.docx
@@ -484,7 +484,7 @@
     <w:r>
       <w:tab/>
       <w:tab/>
-      <w:t>2026-07-29</w:t>
+      <w:t>2026-07-30</w:t>
       <w:br/>
       <w:br/>
     </w:r>

--- a/tillsyn/A 3509-2026 tillsynsbegäran.docx
+++ b/tillsyn/A 3509-2026 tillsynsbegäran.docx
@@ -484,7 +484,7 @@
     <w:r>
       <w:tab/>
       <w:tab/>
-      <w:t>2026-07-30</w:t>
+      <w:t>2026-07-31</w:t>
       <w:br/>
       <w:br/>
     </w:r>

--- a/tillsyn/A 3509-2026 tillsynsbegäran.docx
+++ b/tillsyn/A 3509-2026 tillsynsbegäran.docx
@@ -484,7 +484,7 @@
     <w:r>
       <w:tab/>
       <w:tab/>
-      <w:t>2026-07-31</w:t>
+      <w:t>2026-08-01</w:t>
       <w:br/>
       <w:br/>
     </w:r>

--- a/tillsyn/A 3509-2026 tillsynsbegäran.docx
+++ b/tillsyn/A 3509-2026 tillsynsbegäran.docx
@@ -484,7 +484,7 @@
     <w:r>
       <w:tab/>
       <w:tab/>
-      <w:t>2026-08-01</w:t>
+      <w:t>2026-08-02</w:t>
       <w:br/>
       <w:br/>
     </w:r>

--- a/tillsyn/A 3509-2026 tillsynsbegäran.docx
+++ b/tillsyn/A 3509-2026 tillsynsbegäran.docx
@@ -484,7 +484,7 @@
     <w:r>
       <w:tab/>
       <w:tab/>
-      <w:t>2026-08-02</w:t>
+      <w:t>2026-08-03</w:t>
       <w:br/>
       <w:br/>
     </w:r>

--- a/tillsyn/A 3509-2026 tillsynsbegäran.docx
+++ b/tillsyn/A 3509-2026 tillsynsbegäran.docx
@@ -484,7 +484,7 @@
     <w:r>
       <w:tab/>
       <w:tab/>
-      <w:t>2026-08-03</w:t>
+      <w:t>2026-08-05</w:t>
       <w:br/>
       <w:br/>
     </w:r>

--- a/tillsyn/A 3509-2026 tillsynsbegäran.docx
+++ b/tillsyn/A 3509-2026 tillsynsbegäran.docx
@@ -484,7 +484,7 @@
     <w:r>
       <w:tab/>
       <w:tab/>
-      <w:t>2026-08-05</w:t>
+      <w:t>2026-08-07</w:t>
       <w:br/>
       <w:br/>
     </w:r>

--- a/tillsyn/A 3509-2026 tillsynsbegäran.docx
+++ b/tillsyn/A 3509-2026 tillsynsbegäran.docx
@@ -484,7 +484,7 @@
     <w:r>
       <w:tab/>
       <w:tab/>
-      <w:t>2026-08-07</w:t>
+      <w:t>2026-08-08</w:t>
       <w:br/>
       <w:br/>
     </w:r>

--- a/tillsyn/A 3509-2026 tillsynsbegäran.docx
+++ b/tillsyn/A 3509-2026 tillsynsbegäran.docx
@@ -60,7 +60,7 @@
         <w:spacing w:after="240"/>
       </w:pPr>
       <w:r>
-        <w:t>Figur 1. Fyndplatser för naturvårdsarter i avverkningsanmälan. Markörer utan svart kant är placerade på fyndplatsen. Markörer med svart kant är placerade vid sidan av fyndplatsen har ett svart streck som visar fyndplatsens exakta position. Kartans mittpunktskoordinat är N 7397477, E 682353 i SWEREF 99 TM.</w:t>
+        <w:t>Figur 1. Fyndplatser för naturvårdsarter i avverkningsanmälan. Markörer utan svart kant är placerade på fyndplatsen. Markörer med svart kant är placerade vid sidan av fyndplatsen och har ett svart streck som visar fyndplatsens exakta position. Kartans mittpunktskoordinat är N 7397477, E 682353 i SWEREF 99 TM.</w:t>
       </w:r>
     </w:p>
     <w:p>
@@ -484,7 +484,7 @@
     <w:r>
       <w:tab/>
       <w:tab/>
-      <w:t>2026-08-14</w:t>
+      <w:t>2026-08-15</w:t>
       <w:br/>
       <w:br/>
     </w:r>

--- a/tillsyn/A 3509-2026 tillsynsbegäran.docx
+++ b/tillsyn/A 3509-2026 tillsynsbegäran.docx
@@ -484,7 +484,7 @@
     <w:r>
       <w:tab/>
       <w:tab/>
-      <w:t>2026-08-15</w:t>
+      <w:t>2026-08-16</w:t>
       <w:br/>
       <w:br/>
     </w:r>

--- a/tillsyn/A 3509-2026 tillsynsbegäran.docx
+++ b/tillsyn/A 3509-2026 tillsynsbegäran.docx
@@ -484,7 +484,7 @@
     <w:r>
       <w:tab/>
       <w:tab/>
-      <w:t>2026-08-16</w:t>
+      <w:t>2026-08-17</w:t>
       <w:br/>
       <w:br/>
     </w:r>

--- a/tillsyn/A 3509-2026 tillsynsbegäran.docx
+++ b/tillsyn/A 3509-2026 tillsynsbegäran.docx
@@ -484,7 +484,7 @@
     <w:r>
       <w:tab/>
       <w:tab/>
-      <w:t>2026-08-17</w:t>
+      <w:t>2026-08-18</w:t>
       <w:br/>
       <w:br/>
     </w:r>

--- a/tillsyn/A 3509-2026 tillsynsbegäran.docx
+++ b/tillsyn/A 3509-2026 tillsynsbegäran.docx
@@ -484,7 +484,7 @@
     <w:r>
       <w:tab/>
       <w:tab/>
-      <w:t>2026-08-18</w:t>
+      <w:t>2026-08-19</w:t>
       <w:br/>
       <w:br/>
     </w:r>

--- a/tillsyn/A 3509-2026 tillsynsbegäran.docx
+++ b/tillsyn/A 3509-2026 tillsynsbegäran.docx
@@ -484,7 +484,7 @@
     <w:r>
       <w:tab/>
       <w:tab/>
-      <w:t>2026-08-19</w:t>
+      <w:t>2026-08-20</w:t>
       <w:br/>
       <w:br/>
     </w:r>

--- a/tillsyn/A 3509-2026 tillsynsbegäran.docx
+++ b/tillsyn/A 3509-2026 tillsynsbegäran.docx
@@ -484,7 +484,7 @@
     <w:r>
       <w:tab/>
       <w:tab/>
-      <w:t>2026-08-20</w:t>
+      <w:t>2026-08-21</w:t>
       <w:br/>
       <w:br/>
     </w:r>

--- a/tillsyn/A 3509-2026 tillsynsbegäran.docx
+++ b/tillsyn/A 3509-2026 tillsynsbegäran.docx
@@ -484,7 +484,7 @@
     <w:r>
       <w:tab/>
       <w:tab/>
-      <w:t>2026-08-21</w:t>
+      <w:t>2026-08-22</w:t>
       <w:br/>
       <w:br/>
     </w:r>

--- a/tillsyn/A 3509-2026 tillsynsbegäran.docx
+++ b/tillsyn/A 3509-2026 tillsynsbegäran.docx
@@ -484,7 +484,7 @@
     <w:r>
       <w:tab/>
       <w:tab/>
-      <w:t>2026-08-22</w:t>
+      <w:t>2026-08-23</w:t>
       <w:br/>
       <w:br/>
     </w:r>

--- a/tillsyn/A 3509-2026 tillsynsbegäran.docx
+++ b/tillsyn/A 3509-2026 tillsynsbegäran.docx
@@ -484,7 +484,7 @@
     <w:r>
       <w:tab/>
       <w:tab/>
-      <w:t>2026-08-23</w:t>
+      <w:t>2026-08-24</w:t>
       <w:br/>
       <w:br/>
     </w:r>

--- a/tillsyn/A 3509-2026 tillsynsbegäran.docx
+++ b/tillsyn/A 3509-2026 tillsynsbegäran.docx
@@ -484,7 +484,7 @@
     <w:r>
       <w:tab/>
       <w:tab/>
-      <w:t>2026-08-24</w:t>
+      <w:t>2026-08-25</w:t>
       <w:br/>
       <w:br/>
     </w:r>

--- a/tillsyn/A 3509-2026 tillsynsbegäran.docx
+++ b/tillsyn/A 3509-2026 tillsynsbegäran.docx
@@ -484,7 +484,7 @@
     <w:r>
       <w:tab/>
       <w:tab/>
-      <w:t>2026-08-25</w:t>
+      <w:t>2026-08-26</w:t>
       <w:br/>
       <w:br/>
     </w:r>

--- a/tillsyn/A 3509-2026 tillsynsbegäran.docx
+++ b/tillsyn/A 3509-2026 tillsynsbegäran.docx
@@ -484,7 +484,7 @@
     <w:r>
       <w:tab/>
       <w:tab/>
-      <w:t>2026-08-26</w:t>
+      <w:t>2026-08-27</w:t>
       <w:br/>
       <w:br/>
     </w:r>

--- a/tillsyn/A 3509-2026 tillsynsbegäran.docx
+++ b/tillsyn/A 3509-2026 tillsynsbegäran.docx
@@ -484,7 +484,7 @@
     <w:r>
       <w:tab/>
       <w:tab/>
-      <w:t>2026-08-27</w:t>
+      <w:t>2026-08-28</w:t>
       <w:br/>
       <w:br/>
     </w:r>

--- a/tillsyn/A 3509-2026 tillsynsbegäran.docx
+++ b/tillsyn/A 3509-2026 tillsynsbegäran.docx
@@ -484,7 +484,7 @@
     <w:r>
       <w:tab/>
       <w:tab/>
-      <w:t>2026-08-28</w:t>
+      <w:t>2026-08-29</w:t>
       <w:br/>
       <w:br/>
     </w:r>

--- a/tillsyn/A 3509-2026 tillsynsbegäran.docx
+++ b/tillsyn/A 3509-2026 tillsynsbegäran.docx
@@ -484,7 +484,7 @@
     <w:r>
       <w:tab/>
       <w:tab/>
-      <w:t>2026-08-29</w:t>
+      <w:t>2026-08-31</w:t>
       <w:br/>
       <w:br/>
     </w:r>

--- a/tillsyn/A 3509-2026 tillsynsbegäran.docx
+++ b/tillsyn/A 3509-2026 tillsynsbegäran.docx
@@ -484,7 +484,7 @@
     <w:r>
       <w:tab/>
       <w:tab/>
-      <w:t>2026-08-31</w:t>
+      <w:t>2026-09-01</w:t>
       <w:br/>
       <w:br/>
     </w:r>

--- a/tillsyn/A 3509-2026 tillsynsbegäran.docx
+++ b/tillsyn/A 3509-2026 tillsynsbegäran.docx
@@ -484,7 +484,7 @@
     <w:r>
       <w:tab/>
       <w:tab/>
-      <w:t>2026-09-01</w:t>
+      <w:t>2026-09-02</w:t>
       <w:br/>
       <w:br/>
     </w:r>

--- a/tillsyn/A 3509-2026 tillsynsbegäran.docx
+++ b/tillsyn/A 3509-2026 tillsynsbegäran.docx
@@ -484,7 +484,7 @@
     <w:r>
       <w:tab/>
       <w:tab/>
-      <w:t>2026-09-02</w:t>
+      <w:t>2026-09-03</w:t>
       <w:br/>
       <w:br/>
     </w:r>

--- a/tillsyn/A 3509-2026 tillsynsbegäran.docx
+++ b/tillsyn/A 3509-2026 tillsynsbegäran.docx
@@ -484,7 +484,7 @@
     <w:r>
       <w:tab/>
       <w:tab/>
-      <w:t>2026-09-03</w:t>
+      <w:t>2026-09-04</w:t>
       <w:br/>
       <w:br/>
     </w:r>

--- a/tillsyn/A 3509-2026 tillsynsbegäran.docx
+++ b/tillsyn/A 3509-2026 tillsynsbegäran.docx
@@ -484,7 +484,7 @@
     <w:r>
       <w:tab/>
       <w:tab/>
-      <w:t>2026-09-04</w:t>
+      <w:t>2026-09-05</w:t>
       <w:br/>
       <w:br/>
     </w:r>

--- a/tillsyn/A 3509-2026 tillsynsbegäran.docx
+++ b/tillsyn/A 3509-2026 tillsynsbegäran.docx
@@ -484,7 +484,7 @@
     <w:r>
       <w:tab/>
       <w:tab/>
-      <w:t>2026-09-05</w:t>
+      <w:t>2026-09-06</w:t>
       <w:br/>
       <w:br/>
     </w:r>

--- a/tillsyn/A 3509-2026 tillsynsbegäran.docx
+++ b/tillsyn/A 3509-2026 tillsynsbegäran.docx
@@ -484,7 +484,7 @@
     <w:r>
       <w:tab/>
       <w:tab/>
-      <w:t>2026-09-06</w:t>
+      <w:t>2026-09-07</w:t>
       <w:br/>
       <w:br/>
     </w:r>

--- a/tillsyn/A 3509-2026 tillsynsbegäran.docx
+++ b/tillsyn/A 3509-2026 tillsynsbegäran.docx
@@ -484,7 +484,7 @@
     <w:r>
       <w:tab/>
       <w:tab/>
-      <w:t>2026-09-07</w:t>
+      <w:t>2026-09-08</w:t>
       <w:br/>
       <w:br/>
     </w:r>

--- a/tillsyn/A 3509-2026 tillsynsbegäran.docx
+++ b/tillsyn/A 3509-2026 tillsynsbegäran.docx
@@ -484,7 +484,7 @@
     <w:r>
       <w:tab/>
       <w:tab/>
-      <w:t>2026-09-08</w:t>
+      <w:t>2026-09-09</w:t>
       <w:br/>
       <w:br/>
     </w:r>

--- a/tillsyn/A 3509-2026 tillsynsbegäran.docx
+++ b/tillsyn/A 3509-2026 tillsynsbegäran.docx
@@ -484,7 +484,7 @@
     <w:r>
       <w:tab/>
       <w:tab/>
-      <w:t>2026-09-09</w:t>
+      <w:t>2026-09-10</w:t>
       <w:br/>
       <w:br/>
     </w:r>

--- a/tillsyn/A 3509-2026 tillsynsbegäran.docx
+++ b/tillsyn/A 3509-2026 tillsynsbegäran.docx
@@ -484,7 +484,7 @@
     <w:r>
       <w:tab/>
       <w:tab/>
-      <w:t>2026-09-10</w:t>
+      <w:t>2026-09-11</w:t>
       <w:br/>
       <w:br/>
     </w:r>

--- a/tillsyn/A 3509-2026 tillsynsbegäran.docx
+++ b/tillsyn/A 3509-2026 tillsynsbegäran.docx
@@ -484,7 +484,7 @@
     <w:r>
       <w:tab/>
       <w:tab/>
-      <w:t>2026-09-11</w:t>
+      <w:t>2026-09-12</w:t>
       <w:br/>
       <w:br/>
     </w:r>
